--- a/template_incidente.docx
+++ b/template_incidente.docx
@@ -67,9 +67,9 @@
                 <w:szCs w:val="36"/>
                 <w:lang w:val="es-ES"/>
               </w:rPr>
-              <w:t>N</w:t>
-            </w:r>
-            <w:proofErr w:type="gramStart"/>
+              <w:t>N°</w:t>
+            </w:r>
+            <w:proofErr w:type="spellEnd"/>
             <w:r>
               <w:rPr>
                 <w:b/>
@@ -79,9 +79,8 @@
                 <w:szCs w:val="36"/>
                 <w:lang w:val="es-ES"/>
               </w:rPr>
-              <w:t>°</w:t>
-            </w:r>
-            <w:proofErr w:type="spellEnd"/>
+              <w:t xml:space="preserve"> </w:t>
+            </w:r>
             <w:r>
               <w:rPr>
                 <w:b/>
@@ -100,10 +99,11 @@
                 <w:color w:val="FFFFFF"/>
                 <w:sz w:val="36"/>
                 <w:szCs w:val="36"/>
-                <w:lang w:val="es-ES"/>
-              </w:rPr>
-              <w:t xml:space="preserve"> </w:t>
-            </w:r>
+                <w:lang w:val="es-CO"/>
+              </w:rPr>
+              <w:t xml:space="preserve">{{ </w:t>
+            </w:r>
+            <w:proofErr w:type="spellStart"/>
             <w:r>
               <w:rPr>
                 <w:b/>
@@ -113,22 +113,9 @@
                 <w:szCs w:val="36"/>
                 <w:lang w:val="es-CO"/>
               </w:rPr>
-              <w:t xml:space="preserve">{{ </w:t>
-            </w:r>
-            <w:proofErr w:type="spellStart"/>
-            <w:r>
-              <w:rPr>
-                <w:b/>
-                <w:bCs/>
-                <w:color w:val="FFFFFF"/>
-                <w:sz w:val="36"/>
-                <w:szCs w:val="36"/>
-                <w:lang w:val="es-CO"/>
-              </w:rPr>
               <w:t>codigo</w:t>
             </w:r>
             <w:proofErr w:type="spellEnd"/>
-            <w:proofErr w:type="gramEnd"/>
             <w:r>
               <w:rPr>
                 <w:b/>
@@ -209,7 +196,6 @@
                 <w:lang w:val="es-ES" w:eastAsia="es-ES"/>
               </w:rPr>
             </w:pPr>
-            <w:proofErr w:type="gramStart"/>
             <w:r>
               <w:rPr>
                 <w:lang w:val="es-CO"/>
@@ -221,14 +207,7 @@
               <w:rPr>
                 <w:lang w:val="es-CO"/>
               </w:rPr>
-              <w:t>reportado</w:t>
-            </w:r>
-            <w:proofErr w:type="gramEnd"/>
-            <w:r>
-              <w:rPr>
-                <w:lang w:val="es-CO"/>
-              </w:rPr>
-              <w:t>_por</w:t>
+              <w:t>reportado_por</w:t>
             </w:r>
             <w:proofErr w:type="spellEnd"/>
             <w:r>
@@ -302,19 +281,11 @@
                 <w:lang w:val="es-ES" w:eastAsia="es-ES"/>
               </w:rPr>
             </w:pPr>
-            <w:proofErr w:type="gramStart"/>
             <w:r>
               <w:rPr>
                 <w:lang w:val="es-CO"/>
               </w:rPr>
-              <w:t>{{ responsable</w:t>
-            </w:r>
-            <w:proofErr w:type="gramEnd"/>
-            <w:r>
-              <w:rPr>
-                <w:lang w:val="es-CO"/>
-              </w:rPr>
-              <w:t xml:space="preserve"> }}</w:t>
+              <w:t>{{ responsable }}</w:t>
             </w:r>
           </w:p>
         </w:tc>
@@ -387,7 +358,6 @@
                 <w:szCs w:val="24"/>
               </w:rPr>
             </w:pPr>
-            <w:proofErr w:type="gramStart"/>
             <w:r>
               <w:rPr>
                 <w:lang w:val="es-CO"/>
@@ -399,14 +369,7 @@
               <w:rPr>
                 <w:lang w:val="es-CO"/>
               </w:rPr>
-              <w:t>fecha</w:t>
-            </w:r>
-            <w:proofErr w:type="gramEnd"/>
-            <w:r>
-              <w:rPr>
-                <w:lang w:val="es-CO"/>
-              </w:rPr>
-              <w:t>_inicio</w:t>
+              <w:t>fecha_inicio</w:t>
             </w:r>
             <w:proofErr w:type="spellEnd"/>
             <w:r>
@@ -477,7 +440,6 @@
                 <w:lang w:val="es-ES" w:eastAsia="es-ES"/>
               </w:rPr>
             </w:pPr>
-            <w:proofErr w:type="gramStart"/>
             <w:r>
               <w:rPr>
                 <w:lang w:val="es-CO"/>
@@ -489,14 +451,7 @@
               <w:rPr>
                 <w:lang w:val="es-CO"/>
               </w:rPr>
-              <w:t>fecha</w:t>
-            </w:r>
-            <w:proofErr w:type="gramEnd"/>
-            <w:r>
-              <w:rPr>
-                <w:lang w:val="es-CO"/>
-              </w:rPr>
-              <w:t>_fin</w:t>
+              <w:t>fecha_fin</w:t>
             </w:r>
             <w:proofErr w:type="spellEnd"/>
             <w:r>
@@ -557,17 +512,12 @@
                 <w:lang w:val="es-ES" w:eastAsia="es-ES"/>
               </w:rPr>
             </w:pPr>
-            <w:proofErr w:type="gramStart"/>
             <w:r>
               <w:t xml:space="preserve">{{ </w:t>
             </w:r>
             <w:proofErr w:type="spellStart"/>
             <w:r>
-              <w:t>forma</w:t>
-            </w:r>
-            <w:proofErr w:type="gramEnd"/>
-            <w:r>
-              <w:t>_detectar</w:t>
+              <w:t>forma_detectar</w:t>
             </w:r>
             <w:proofErr w:type="spellEnd"/>
             <w:r>
@@ -638,17 +588,12 @@
                 <w:lang w:val="es-ES" w:eastAsia="es-ES"/>
               </w:rPr>
             </w:pPr>
-            <w:proofErr w:type="gramStart"/>
             <w:r>
               <w:t xml:space="preserve">{{ </w:t>
             </w:r>
             <w:proofErr w:type="spellStart"/>
             <w:r>
-              <w:t>procesos</w:t>
-            </w:r>
-            <w:proofErr w:type="gramEnd"/>
-            <w:r>
-              <w:t>_impactados</w:t>
+              <w:t>procesos_impactados</w:t>
             </w:r>
             <w:proofErr w:type="spellEnd"/>
             <w:r>
@@ -706,17 +651,12 @@
                 <w:lang w:val="es-ES" w:eastAsia="es-ES"/>
               </w:rPr>
             </w:pPr>
-            <w:proofErr w:type="gramStart"/>
             <w:r>
               <w:t xml:space="preserve">{{ </w:t>
             </w:r>
             <w:proofErr w:type="spellStart"/>
             <w:r>
-              <w:t>tipo</w:t>
-            </w:r>
-            <w:proofErr w:type="gramEnd"/>
-            <w:r>
-              <w:t>_incidente</w:t>
+              <w:t>tipo_incidente</w:t>
             </w:r>
             <w:proofErr w:type="spellEnd"/>
             <w:r>
@@ -774,19 +714,11 @@
                 <w:lang w:val="es-ES" w:eastAsia="es-ES"/>
               </w:rPr>
             </w:pPr>
-            <w:proofErr w:type="gramStart"/>
             <w:r>
               <w:rPr>
                 <w:lang w:val="es-CO"/>
               </w:rPr>
-              <w:t>{{ estado</w:t>
-            </w:r>
-            <w:proofErr w:type="gramEnd"/>
-            <w:r>
-              <w:rPr>
-                <w:lang w:val="es-CO"/>
-              </w:rPr>
-              <w:t xml:space="preserve"> }}</w:t>
+              <w:t>{{ estado }}</w:t>
             </w:r>
           </w:p>
         </w:tc>
@@ -902,19 +834,11 @@
                 <w:lang w:val="es-CO"/>
               </w:rPr>
             </w:pPr>
-            <w:proofErr w:type="gramStart"/>
             <w:r>
               <w:rPr>
                 <w:lang w:val="es-CO"/>
               </w:rPr>
-              <w:t>{{ resumen</w:t>
-            </w:r>
-            <w:proofErr w:type="gramEnd"/>
-            <w:r>
-              <w:rPr>
-                <w:lang w:val="es-CO"/>
-              </w:rPr>
-              <w:t xml:space="preserve"> }}</w:t>
+              <w:t>{{ resumen }}</w:t>
             </w:r>
           </w:p>
           <w:p>
@@ -1174,71 +1098,7 @@
               <w:rPr>
                 <w:lang w:val="es-CO"/>
               </w:rPr>
-              <w:t xml:space="preserve"> a </w:t>
-            </w:r>
-            <w:proofErr w:type="gramStart"/>
-            <w:r>
-              <w:rPr>
-                <w:lang w:val="es-CO"/>
-              </w:rPr>
-              <w:t>in acciones</w:t>
-            </w:r>
-            <w:proofErr w:type="gramEnd"/>
-            <w:r>
-              <w:rPr>
-                <w:lang w:val="es-CO"/>
-              </w:rPr>
-              <w:t xml:space="preserve"> %}</w:t>
-            </w:r>
-          </w:p>
-          <w:p>
-            <w:pPr>
-              <w:jc w:val="center"/>
-              <w:rPr>
-                <w:lang w:val="es-CO"/>
-              </w:rPr>
-            </w:pPr>
-            <w:proofErr w:type="gramStart"/>
-            <w:r>
-              <w:rPr>
-                <w:lang w:val="es-CO"/>
-              </w:rPr>
-              <w:t xml:space="preserve">{{ </w:t>
-            </w:r>
-            <w:proofErr w:type="spellStart"/>
-            <w:r>
-              <w:rPr>
-                <w:lang w:val="es-CO"/>
-              </w:rPr>
-              <w:t>a</w:t>
-            </w:r>
-            <w:proofErr w:type="gramEnd"/>
-            <w:r>
-              <w:rPr>
-                <w:lang w:val="es-CO"/>
-              </w:rPr>
-              <w:t>.</w:t>
-            </w:r>
-            <w:proofErr w:type="gramStart"/>
-            <w:r>
-              <w:rPr>
-                <w:lang w:val="es-CO"/>
-              </w:rPr>
-              <w:t>fecha</w:t>
-            </w:r>
-            <w:proofErr w:type="spellEnd"/>
-            <w:r>
-              <w:rPr>
-                <w:lang w:val="es-CO"/>
-              </w:rPr>
-              <w:t xml:space="preserve"> }</w:t>
-            </w:r>
-            <w:proofErr w:type="gramEnd"/>
-            <w:r>
-              <w:rPr>
-                <w:lang w:val="es-CO"/>
-              </w:rPr>
-              <w:t>}</w:t>
+              <w:t xml:space="preserve"> a in acciones %}</w:t>
             </w:r>
           </w:p>
           <w:p>
@@ -1267,56 +1127,6 @@
           <w:p>
             <w:pPr>
               <w:jc w:val="center"/>
-              <w:rPr>
-                <w:lang w:val="es-CO"/>
-              </w:rPr>
-            </w:pPr>
-            <w:proofErr w:type="gramStart"/>
-            <w:r>
-              <w:rPr>
-                <w:lang w:val="es-CO"/>
-              </w:rPr>
-              <w:t xml:space="preserve">{{ </w:t>
-            </w:r>
-            <w:proofErr w:type="spellStart"/>
-            <w:r>
-              <w:rPr>
-                <w:lang w:val="es-CO"/>
-              </w:rPr>
-              <w:t>a</w:t>
-            </w:r>
-            <w:proofErr w:type="gramEnd"/>
-            <w:r>
-              <w:rPr>
-                <w:lang w:val="es-CO"/>
-              </w:rPr>
-              <w:t>.</w:t>
-            </w:r>
-            <w:proofErr w:type="gramStart"/>
-            <w:r>
-              <w:rPr>
-                <w:lang w:val="es-CO"/>
-              </w:rPr>
-              <w:t>hora</w:t>
-            </w:r>
-            <w:proofErr w:type="spellEnd"/>
-            <w:r>
-              <w:rPr>
-                <w:lang w:val="es-CO"/>
-              </w:rPr>
-              <w:t xml:space="preserve"> }</w:t>
-            </w:r>
-            <w:proofErr w:type="gramEnd"/>
-            <w:r>
-              <w:rPr>
-                <w:lang w:val="es-CO"/>
-              </w:rPr>
-              <w:t>}</w:t>
-            </w:r>
-          </w:p>
-          <w:p>
-            <w:pPr>
-              <w:jc w:val="center"/>
             </w:pPr>
           </w:p>
         </w:tc>
@@ -1338,41 +1148,39 @@
                 <w:lang w:val="es-CO"/>
               </w:rPr>
             </w:pPr>
-            <w:proofErr w:type="gramStart"/>
-            <w:r>
-              <w:t xml:space="preserve">{{ </w:t>
+            <w:r>
+              <w:rPr>
+                <w:lang w:val="es-CO"/>
+              </w:rPr>
+              <w:t>{%</w:t>
             </w:r>
             <w:proofErr w:type="spellStart"/>
             <w:r>
-              <w:t>a</w:t>
-            </w:r>
-            <w:proofErr w:type="gramEnd"/>
-            <w:r>
-              <w:t>.detalle</w:t>
+              <w:rPr>
+                <w:lang w:val="es-CO"/>
+              </w:rPr>
+              <w:t>tr</w:t>
             </w:r>
             <w:proofErr w:type="spellEnd"/>
             <w:r>
+              <w:rPr>
+                <w:lang w:val="es-CO"/>
+              </w:rPr>
               <w:t xml:space="preserve"> </w:t>
             </w:r>
+            <w:proofErr w:type="spellStart"/>
             <w:r>
               <w:rPr>
                 <w:lang w:val="es-CO"/>
               </w:rPr>
-              <w:t>{%</w:t>
-            </w:r>
-            <w:proofErr w:type="spellStart"/>
+              <w:t>endfor</w:t>
+            </w:r>
+            <w:proofErr w:type="spellEnd"/>
             <w:r>
               <w:rPr>
                 <w:lang w:val="es-CO"/>
               </w:rPr>
-              <w:t>tr</w:t>
-            </w:r>
-            <w:proofErr w:type="spellEnd"/>
-            <w:r>
-              <w:rPr>
-                <w:lang w:val="es-CO"/>
-              </w:rPr>
-              <w:t xml:space="preserve"> endfor %}</w:t>
+              <w:t xml:space="preserve"> %}</w:t>
             </w:r>
           </w:p>
           <w:p/>
@@ -1416,6 +1224,42 @@
                 <w14:ligatures w14:val="standardContextual"/>
               </w:rPr>
             </w:pPr>
+            <w:r>
+              <w:rPr>
+                <w:kern w:val="2"/>
+                <w:lang w:val="es-CO" w:eastAsia="es-CO"/>
+                <w14:ligatures w14:val="standardContextual"/>
+              </w:rPr>
+              <w:t xml:space="preserve">{{ </w:t>
+            </w:r>
+            <w:proofErr w:type="spellStart"/>
+            <w:r>
+              <w:rPr>
+                <w:kern w:val="2"/>
+                <w:lang w:val="es-CO" w:eastAsia="es-CO"/>
+                <w14:ligatures w14:val="standardContextual"/>
+              </w:rPr>
+              <w:t>a.fecha</w:t>
+            </w:r>
+            <w:proofErr w:type="spellEnd"/>
+            <w:r>
+              <w:rPr>
+                <w:kern w:val="2"/>
+                <w:lang w:val="es-CO" w:eastAsia="es-CO"/>
+                <w14:ligatures w14:val="standardContextual"/>
+              </w:rPr>
+              <w:t xml:space="preserve"> }}</w:t>
+            </w:r>
+          </w:p>
+          <w:p>
+            <w:pPr>
+              <w:jc w:val="center"/>
+              <w:rPr>
+                <w:kern w:val="2"/>
+                <w:lang w:val="es-CO" w:eastAsia="es-CO"/>
+                <w14:ligatures w14:val="standardContextual"/>
+              </w:rPr>
+            </w:pPr>
           </w:p>
         </w:tc>
         <w:tc>
@@ -1432,6 +1276,20 @@
           <w:p>
             <w:pPr>
               <w:jc w:val="center"/>
+              <w:rPr>
+                <w:lang w:val="es-CO"/>
+              </w:rPr>
+            </w:pPr>
+            <w:r>
+              <w:rPr>
+                <w:lang w:val="es-CO"/>
+              </w:rPr>
+              <w:t>{{ a.hora }}</w:t>
+            </w:r>
+          </w:p>
+          <w:p>
+            <w:pPr>
+              <w:jc w:val="center"/>
             </w:pPr>
           </w:p>
         </w:tc>
@@ -1446,6 +1304,33 @@
             </w:tcBorders>
             <w:vAlign w:val="center"/>
           </w:tcPr>
+          <w:p>
+            <w:pPr>
+              <w:rPr>
+                <w:lang w:val="es-CO"/>
+              </w:rPr>
+            </w:pPr>
+            <w:r>
+              <w:rPr>
+                <w:lang w:val="es-CO"/>
+              </w:rPr>
+              <w:t xml:space="preserve">{{ </w:t>
+            </w:r>
+            <w:proofErr w:type="spellStart"/>
+            <w:r>
+              <w:rPr>
+                <w:lang w:val="es-CO"/>
+              </w:rPr>
+              <w:t>a.detalle</w:t>
+            </w:r>
+            <w:proofErr w:type="spellEnd"/>
+            <w:r>
+              <w:rPr>
+                <w:lang w:val="es-CO"/>
+              </w:rPr>
+              <w:t xml:space="preserve"> }}</w:t>
+            </w:r>
+          </w:p>
           <w:p/>
         </w:tc>
       </w:tr>
@@ -1722,19 +1607,11 @@
                 <w:lang w:val="es-CO"/>
               </w:rPr>
             </w:pPr>
-            <w:proofErr w:type="gramStart"/>
             <w:r>
               <w:rPr>
                 <w:lang w:val="es-CO"/>
               </w:rPr>
-              <w:t>{{ causa</w:t>
-            </w:r>
-            <w:proofErr w:type="gramEnd"/>
-            <w:r>
-              <w:rPr>
-                <w:lang w:val="es-CO"/>
-              </w:rPr>
-              <w:t xml:space="preserve"> }}</w:t>
+              <w:t>{{ causa }}</w:t>
             </w:r>
           </w:p>
           <w:p>
@@ -1751,26 +1628,6 @@
         </w:tc>
       </w:tr>
     </w:tbl>
-    <w:p>
-      <w:pPr>
-        <w:jc w:val="both"/>
-        <w:rPr>
-          <w:rFonts w:asciiTheme="minorHAnsi" w:eastAsiaTheme="minorEastAsia" w:hAnsiTheme="minorHAnsi" w:cstheme="minorBidi"/>
-          <w:sz w:val="24"/>
-          <w:szCs w:val="24"/>
-          <w:lang w:val="es-ES" w:eastAsia="es-PA"/>
-        </w:rPr>
-      </w:pPr>
-      <w:r>
-        <w:rPr>
-          <w:rFonts w:asciiTheme="minorHAnsi" w:hAnsiTheme="minorHAnsi" w:cstheme="minorHAnsi"/>
-          <w:sz w:val="24"/>
-          <w:szCs w:val="24"/>
-          <w:lang w:val="es-ES"/>
-        </w:rPr>
-        <w:t xml:space="preserve"> </w:t>
-      </w:r>
-    </w:p>
     <w:tbl>
       <w:tblPr>
         <w:tblW w:w="5000" w:type="pct"/>
@@ -1789,12 +1646,12 @@
         <w:tblLook w:val="0000" w:firstRow="0" w:lastRow="0" w:firstColumn="0" w:lastColumn="0" w:noHBand="0" w:noVBand="0"/>
       </w:tblPr>
       <w:tblGrid>
-        <w:gridCol w:w="1097"/>
+        <w:gridCol w:w="1099"/>
         <w:gridCol w:w="1760"/>
-        <w:gridCol w:w="1504"/>
+        <w:gridCol w:w="1503"/>
         <w:gridCol w:w="1492"/>
-        <w:gridCol w:w="1244"/>
-        <w:gridCol w:w="2253"/>
+        <w:gridCol w:w="1245"/>
+        <w:gridCol w:w="2251"/>
       </w:tblGrid>
       <w:tr>
         <w:trPr>
@@ -1802,7 +1659,7 @@
         </w:trPr>
         <w:tc>
           <w:tcPr>
-            <w:tcW w:w="242" w:type="pct"/>
+            <w:tcW w:w="587" w:type="pct"/>
             <w:shd w:val="clear" w:color="auto" w:fill="002060"/>
           </w:tcPr>
           <w:p>
@@ -1816,11 +1673,20 @@
                 <w:lang w:val="es-ES" w:eastAsia="es-ES"/>
               </w:rPr>
             </w:pPr>
-          </w:p>
-        </w:tc>
-        <w:tc>
-          <w:tcPr>
-            <w:tcW w:w="3365" w:type="pct"/>
+            <w:r>
+              <w:rPr>
+                <w:rFonts w:asciiTheme="minorHAnsi" w:hAnsiTheme="minorHAnsi" w:cstheme="minorHAnsi"/>
+                <w:sz w:val="24"/>
+                <w:szCs w:val="24"/>
+                <w:lang w:val="es-ES"/>
+              </w:rPr>
+              <w:t xml:space="preserve"> </w:t>
+            </w:r>
+          </w:p>
+        </w:tc>
+        <w:tc>
+          <w:tcPr>
+            <w:tcW w:w="3209" w:type="pct"/>
             <w:gridSpan w:val="4"/>
             <w:shd w:val="clear" w:color="auto" w:fill="002060"/>
           </w:tcPr>
@@ -1910,7 +1776,7 @@
         </w:tc>
         <w:tc>
           <w:tcPr>
-            <w:tcW w:w="1394" w:type="pct"/>
+            <w:tcW w:w="1205" w:type="pct"/>
             <w:shd w:val="clear" w:color="auto" w:fill="002060"/>
           </w:tcPr>
           <w:p>
@@ -1940,7 +1806,7 @@
         </w:trPr>
         <w:tc>
           <w:tcPr>
-            <w:tcW w:w="242" w:type="pct"/>
+            <w:tcW w:w="587" w:type="pct"/>
             <w:tcBorders>
               <w:bottom w:val="single" w:sz="4" w:space="0" w:color="auto"/>
             </w:tcBorders>
@@ -1973,7 +1839,7 @@
         </w:tc>
         <w:tc>
           <w:tcPr>
-            <w:tcW w:w="1082" w:type="pct"/>
+            <w:tcW w:w="941" w:type="pct"/>
             <w:tcBorders>
               <w:bottom w:val="single" w:sz="4" w:space="0" w:color="auto"/>
             </w:tcBorders>
@@ -2004,7 +1870,7 @@
         </w:tc>
         <w:tc>
           <w:tcPr>
-            <w:tcW w:w="774" w:type="pct"/>
+            <w:tcW w:w="804" w:type="pct"/>
             <w:tcBorders>
               <w:bottom w:val="single" w:sz="4" w:space="0" w:color="auto"/>
             </w:tcBorders>
@@ -2035,7 +1901,7 @@
         </w:tc>
         <w:tc>
           <w:tcPr>
-            <w:tcW w:w="751" w:type="pct"/>
+            <w:tcW w:w="798" w:type="pct"/>
             <w:tcBorders>
               <w:bottom w:val="single" w:sz="4" w:space="0" w:color="auto"/>
             </w:tcBorders>
@@ -2066,7 +1932,7 @@
         </w:tc>
         <w:tc>
           <w:tcPr>
-            <w:tcW w:w="758" w:type="pct"/>
+            <w:tcW w:w="665" w:type="pct"/>
             <w:tcBorders>
               <w:bottom w:val="single" w:sz="4" w:space="0" w:color="auto"/>
             </w:tcBorders>
@@ -2097,7 +1963,7 @@
         </w:tc>
         <w:tc>
           <w:tcPr>
-            <w:tcW w:w="1394" w:type="pct"/>
+            <w:tcW w:w="1205" w:type="pct"/>
             <w:tcBorders>
               <w:bottom w:val="single" w:sz="4" w:space="0" w:color="auto"/>
             </w:tcBorders>
@@ -2147,7 +2013,7 @@
         </w:trPr>
         <w:tc>
           <w:tcPr>
-            <w:tcW w:w="242" w:type="pct"/>
+            <w:tcW w:w="587" w:type="pct"/>
             <w:tcBorders>
               <w:top w:val="single" w:sz="4" w:space="0" w:color="auto"/>
               <w:left w:val="single" w:sz="4" w:space="0" w:color="auto"/>
@@ -2195,49 +2061,7 @@
               <w:rPr>
                 <w:lang w:val="es-CO"/>
               </w:rPr>
-              <w:t xml:space="preserve"> p in planes </w:t>
-            </w:r>
-            <w:proofErr w:type="gramStart"/>
-            <w:r>
-              <w:rPr>
-                <w:lang w:val="es-CO"/>
-              </w:rPr>
-              <w:t xml:space="preserve">%}{{ </w:t>
-            </w:r>
-            <w:proofErr w:type="spellStart"/>
-            <w:r>
-              <w:rPr>
-                <w:lang w:val="es-CO"/>
-              </w:rPr>
-              <w:t>p</w:t>
-            </w:r>
-            <w:proofErr w:type="gramEnd"/>
-            <w:r>
-              <w:rPr>
-                <w:lang w:val="es-CO"/>
-              </w:rPr>
-              <w:t>.</w:t>
-            </w:r>
-            <w:proofErr w:type="gramStart"/>
-            <w:r>
-              <w:rPr>
-                <w:lang w:val="es-CO"/>
-              </w:rPr>
-              <w:t>numero</w:t>
-            </w:r>
-            <w:proofErr w:type="spellEnd"/>
-            <w:r>
-              <w:rPr>
-                <w:lang w:val="es-CO"/>
-              </w:rPr>
-              <w:t xml:space="preserve"> }</w:t>
-            </w:r>
-            <w:proofErr w:type="gramEnd"/>
-            <w:r>
-              <w:rPr>
-                <w:lang w:val="es-CO"/>
-              </w:rPr>
-              <w:t>}</w:t>
+              <w:t xml:space="preserve"> p in planes %}</w:t>
             </w:r>
           </w:p>
           <w:p>
@@ -2261,7 +2085,71 @@
         </w:tc>
         <w:tc>
           <w:tcPr>
-            <w:tcW w:w="1082" w:type="pct"/>
+            <w:tcW w:w="941" w:type="pct"/>
+            <w:tcBorders>
+              <w:top w:val="single" w:sz="4" w:space="0" w:color="auto"/>
+              <w:left w:val="single" w:sz="4" w:space="0" w:color="auto"/>
+              <w:bottom w:val="single" w:sz="4" w:space="0" w:color="auto"/>
+              <w:right w:val="single" w:sz="4" w:space="0" w:color="auto"/>
+            </w:tcBorders>
+          </w:tcPr>
+          <w:p>
+            <w:pPr>
+              <w:jc w:val="both"/>
+            </w:pPr>
+          </w:p>
+        </w:tc>
+        <w:tc>
+          <w:tcPr>
+            <w:tcW w:w="804" w:type="pct"/>
+            <w:tcBorders>
+              <w:top w:val="single" w:sz="4" w:space="0" w:color="auto"/>
+              <w:left w:val="single" w:sz="4" w:space="0" w:color="auto"/>
+              <w:bottom w:val="single" w:sz="4" w:space="0" w:color="auto"/>
+              <w:right w:val="single" w:sz="4" w:space="0" w:color="auto"/>
+            </w:tcBorders>
+          </w:tcPr>
+          <w:p>
+            <w:pPr>
+              <w:jc w:val="center"/>
+            </w:pPr>
+          </w:p>
+        </w:tc>
+        <w:tc>
+          <w:tcPr>
+            <w:tcW w:w="798" w:type="pct"/>
+            <w:tcBorders>
+              <w:top w:val="single" w:sz="4" w:space="0" w:color="auto"/>
+              <w:left w:val="single" w:sz="4" w:space="0" w:color="auto"/>
+              <w:bottom w:val="single" w:sz="4" w:space="0" w:color="auto"/>
+              <w:right w:val="single" w:sz="4" w:space="0" w:color="auto"/>
+            </w:tcBorders>
+          </w:tcPr>
+          <w:p>
+            <w:pPr>
+              <w:jc w:val="center"/>
+            </w:pPr>
+          </w:p>
+        </w:tc>
+        <w:tc>
+          <w:tcPr>
+            <w:tcW w:w="665" w:type="pct"/>
+            <w:tcBorders>
+              <w:top w:val="single" w:sz="4" w:space="0" w:color="auto"/>
+              <w:left w:val="single" w:sz="4" w:space="0" w:color="auto"/>
+              <w:bottom w:val="single" w:sz="4" w:space="0" w:color="auto"/>
+              <w:right w:val="single" w:sz="4" w:space="0" w:color="auto"/>
+            </w:tcBorders>
+          </w:tcPr>
+          <w:p>
+            <w:pPr>
+              <w:jc w:val="center"/>
+            </w:pPr>
+          </w:p>
+        </w:tc>
+        <w:tc>
+          <w:tcPr>
+            <w:tcW w:w="1205" w:type="pct"/>
             <w:tcBorders>
               <w:top w:val="single" w:sz="4" w:space="0" w:color="auto"/>
               <w:left w:val="single" w:sz="4" w:space="0" w:color="auto"/>
@@ -2272,383 +2160,44 @@
           </w:tcPr>
           <w:p>
             <w:pPr>
-              <w:jc w:val="both"/>
+              <w:jc w:val="center"/>
               <w:rPr>
                 <w:lang w:val="es-CO"/>
               </w:rPr>
             </w:pPr>
-            <w:proofErr w:type="gramStart"/>
             <w:r>
               <w:rPr>
                 <w:lang w:val="es-CO"/>
               </w:rPr>
-              <w:lastRenderedPageBreak/>
-              <w:t xml:space="preserve">{{ </w:t>
+              <w:t>{%</w:t>
             </w:r>
             <w:proofErr w:type="spellStart"/>
             <w:r>
               <w:rPr>
                 <w:lang w:val="es-CO"/>
               </w:rPr>
-              <w:t>p</w:t>
-            </w:r>
-            <w:proofErr w:type="gramEnd"/>
+              <w:t>tr</w:t>
+            </w:r>
+            <w:proofErr w:type="spellEnd"/>
             <w:r>
               <w:rPr>
                 <w:lang w:val="es-CO"/>
               </w:rPr>
-              <w:t>.</w:t>
-            </w:r>
-            <w:proofErr w:type="gramStart"/>
+              <w:t xml:space="preserve"> </w:t>
+            </w:r>
+            <w:proofErr w:type="spellStart"/>
             <w:r>
               <w:rPr>
                 <w:lang w:val="es-CO"/>
               </w:rPr>
-              <w:t>actividad</w:t>
+              <w:t>endfor</w:t>
             </w:r>
             <w:proofErr w:type="spellEnd"/>
             <w:r>
               <w:rPr>
                 <w:lang w:val="es-CO"/>
               </w:rPr>
-              <w:t xml:space="preserve"> }</w:t>
-            </w:r>
-            <w:proofErr w:type="gramEnd"/>
-            <w:r>
-              <w:rPr>
-                <w:lang w:val="es-CO"/>
-              </w:rPr>
-              <w:t>}</w:t>
-            </w:r>
-          </w:p>
-          <w:p>
-            <w:pPr>
-              <w:jc w:val="both"/>
-            </w:pPr>
-          </w:p>
-        </w:tc>
-        <w:tc>
-          <w:tcPr>
-            <w:tcW w:w="774" w:type="pct"/>
-            <w:tcBorders>
-              <w:top w:val="single" w:sz="4" w:space="0" w:color="auto"/>
-              <w:left w:val="single" w:sz="4" w:space="0" w:color="auto"/>
-              <w:bottom w:val="single" w:sz="4" w:space="0" w:color="auto"/>
-              <w:right w:val="single" w:sz="4" w:space="0" w:color="auto"/>
-            </w:tcBorders>
-            <w:hideMark/>
-          </w:tcPr>
-          <w:p>
-            <w:pPr>
-              <w:jc w:val="center"/>
-              <w:rPr>
-                <w:b/>
-                <w:bCs/>
-                <w:lang w:val="es-CO"/>
-              </w:rPr>
-            </w:pPr>
-            <w:proofErr w:type="gramStart"/>
-            <w:r>
-              <w:rPr>
-                <w:b/>
-                <w:bCs/>
-                <w:lang w:val="es-CO"/>
-              </w:rPr>
-              <w:t xml:space="preserve">{{ </w:t>
-            </w:r>
-            <w:proofErr w:type="spellStart"/>
-            <w:r>
-              <w:rPr>
-                <w:b/>
-                <w:bCs/>
-                <w:lang w:val="es-CO"/>
-              </w:rPr>
-              <w:t>p</w:t>
-            </w:r>
-            <w:proofErr w:type="gramEnd"/>
-            <w:r>
-              <w:rPr>
-                <w:b/>
-                <w:bCs/>
-                <w:lang w:val="es-CO"/>
-              </w:rPr>
-              <w:t>.</w:t>
-            </w:r>
-            <w:proofErr w:type="gramStart"/>
-            <w:r>
-              <w:rPr>
-                <w:b/>
-                <w:bCs/>
-                <w:lang w:val="es-CO"/>
-              </w:rPr>
-              <w:t>responsable</w:t>
-            </w:r>
-            <w:proofErr w:type="spellEnd"/>
-            <w:r>
-              <w:rPr>
-                <w:b/>
-                <w:bCs/>
-                <w:lang w:val="es-CO"/>
-              </w:rPr>
-              <w:t xml:space="preserve"> }</w:t>
-            </w:r>
-            <w:proofErr w:type="gramEnd"/>
-            <w:r>
-              <w:rPr>
-                <w:b/>
-                <w:bCs/>
-                <w:lang w:val="es-CO"/>
-              </w:rPr>
-              <w:t>}</w:t>
-            </w:r>
-          </w:p>
-          <w:p>
-            <w:pPr>
-              <w:jc w:val="center"/>
-            </w:pPr>
-          </w:p>
-        </w:tc>
-        <w:tc>
-          <w:tcPr>
-            <w:tcW w:w="751" w:type="pct"/>
-            <w:tcBorders>
-              <w:top w:val="single" w:sz="4" w:space="0" w:color="auto"/>
-              <w:left w:val="single" w:sz="4" w:space="0" w:color="auto"/>
-              <w:bottom w:val="single" w:sz="4" w:space="0" w:color="auto"/>
-              <w:right w:val="single" w:sz="4" w:space="0" w:color="auto"/>
-            </w:tcBorders>
-            <w:hideMark/>
-          </w:tcPr>
-          <w:p>
-            <w:pPr>
-              <w:jc w:val="center"/>
-              <w:rPr>
-                <w:b/>
-                <w:bCs/>
-                <w:lang w:val="es-CO"/>
-              </w:rPr>
-            </w:pPr>
-            <w:proofErr w:type="gramStart"/>
-            <w:r>
-              <w:rPr>
-                <w:b/>
-                <w:bCs/>
-                <w:lang w:val="es-CO"/>
-              </w:rPr>
-              <w:t xml:space="preserve">{{ </w:t>
-            </w:r>
-            <w:proofErr w:type="spellStart"/>
-            <w:r>
-              <w:rPr>
-                <w:b/>
-                <w:bCs/>
-                <w:lang w:val="es-CO"/>
-              </w:rPr>
-              <w:t>p</w:t>
-            </w:r>
-            <w:proofErr w:type="gramEnd"/>
-            <w:r>
-              <w:rPr>
-                <w:b/>
-                <w:bCs/>
-                <w:lang w:val="es-CO"/>
-              </w:rPr>
-              <w:t>.fecha_</w:t>
-            </w:r>
-            <w:proofErr w:type="gramStart"/>
-            <w:r>
-              <w:rPr>
-                <w:b/>
-                <w:bCs/>
-                <w:lang w:val="es-CO"/>
-              </w:rPr>
-              <w:t>inicio</w:t>
-            </w:r>
-            <w:proofErr w:type="spellEnd"/>
-            <w:r>
-              <w:rPr>
-                <w:b/>
-                <w:bCs/>
-                <w:lang w:val="es-CO"/>
-              </w:rPr>
-              <w:t xml:space="preserve"> }</w:t>
-            </w:r>
-            <w:proofErr w:type="gramEnd"/>
-            <w:r>
-              <w:rPr>
-                <w:b/>
-                <w:bCs/>
-                <w:lang w:val="es-CO"/>
-              </w:rPr>
-              <w:t>}</w:t>
-            </w:r>
-          </w:p>
-          <w:p>
-            <w:pPr>
-              <w:jc w:val="center"/>
-            </w:pPr>
-          </w:p>
-        </w:tc>
-        <w:tc>
-          <w:tcPr>
-            <w:tcW w:w="758" w:type="pct"/>
-            <w:tcBorders>
-              <w:top w:val="single" w:sz="4" w:space="0" w:color="auto"/>
-              <w:left w:val="single" w:sz="4" w:space="0" w:color="auto"/>
-              <w:bottom w:val="single" w:sz="4" w:space="0" w:color="auto"/>
-              <w:right w:val="single" w:sz="4" w:space="0" w:color="auto"/>
-            </w:tcBorders>
-            <w:hideMark/>
-          </w:tcPr>
-          <w:p>
-            <w:pPr>
-              <w:jc w:val="center"/>
-              <w:rPr>
-                <w:b/>
-                <w:bCs/>
-                <w:lang w:val="es-CO"/>
-              </w:rPr>
-            </w:pPr>
-            <w:proofErr w:type="gramStart"/>
-            <w:r>
-              <w:rPr>
-                <w:b/>
-                <w:bCs/>
-                <w:lang w:val="es-CO"/>
-              </w:rPr>
-              <w:t xml:space="preserve">{{ </w:t>
-            </w:r>
-            <w:proofErr w:type="spellStart"/>
-            <w:r>
-              <w:rPr>
-                <w:b/>
-                <w:bCs/>
-                <w:lang w:val="es-CO"/>
-              </w:rPr>
-              <w:t>p</w:t>
-            </w:r>
-            <w:proofErr w:type="gramEnd"/>
-            <w:r>
-              <w:rPr>
-                <w:b/>
-                <w:bCs/>
-                <w:lang w:val="es-CO"/>
-              </w:rPr>
-              <w:t>.fecha_</w:t>
-            </w:r>
-            <w:proofErr w:type="gramStart"/>
-            <w:r>
-              <w:rPr>
-                <w:b/>
-                <w:bCs/>
-                <w:lang w:val="es-CO"/>
-              </w:rPr>
-              <w:t>fin</w:t>
-            </w:r>
-            <w:proofErr w:type="spellEnd"/>
-            <w:r>
-              <w:rPr>
-                <w:b/>
-                <w:bCs/>
-                <w:lang w:val="es-CO"/>
-              </w:rPr>
-              <w:t xml:space="preserve"> }</w:t>
-            </w:r>
-            <w:proofErr w:type="gramEnd"/>
-            <w:r>
-              <w:rPr>
-                <w:b/>
-                <w:bCs/>
-                <w:lang w:val="es-CO"/>
-              </w:rPr>
-              <w:t>}</w:t>
-            </w:r>
-          </w:p>
-          <w:p>
-            <w:pPr>
-              <w:jc w:val="center"/>
-            </w:pPr>
-          </w:p>
-        </w:tc>
-        <w:tc>
-          <w:tcPr>
-            <w:tcW w:w="1394" w:type="pct"/>
-            <w:tcBorders>
-              <w:top w:val="single" w:sz="4" w:space="0" w:color="auto"/>
-              <w:left w:val="single" w:sz="4" w:space="0" w:color="auto"/>
-              <w:bottom w:val="single" w:sz="4" w:space="0" w:color="auto"/>
-              <w:right w:val="single" w:sz="4" w:space="0" w:color="auto"/>
-            </w:tcBorders>
-            <w:hideMark/>
-          </w:tcPr>
-          <w:p>
-            <w:pPr>
-              <w:jc w:val="center"/>
-              <w:rPr>
-                <w:lang w:val="es-CO"/>
-              </w:rPr>
-            </w:pPr>
-            <w:r>
-              <w:rPr>
-                <w:lang w:val="es-CO"/>
-              </w:rPr>
-              <w:t>{%</w:t>
-            </w:r>
-            <w:proofErr w:type="spellStart"/>
-            <w:r>
-              <w:rPr>
-                <w:lang w:val="es-CO"/>
-              </w:rPr>
-              <w:t>tr</w:t>
-            </w:r>
-            <w:proofErr w:type="spellEnd"/>
-            <w:r>
-              <w:rPr>
-                <w:lang w:val="es-CO"/>
-              </w:rPr>
-              <w:t xml:space="preserve"> </w:t>
-            </w:r>
-            <w:proofErr w:type="spellStart"/>
-            <w:r>
-              <w:rPr>
-                <w:lang w:val="es-CO"/>
-              </w:rPr>
-              <w:t>endfor</w:t>
-            </w:r>
-            <w:proofErr w:type="spellEnd"/>
-            <w:r>
-              <w:rPr>
-                <w:lang w:val="es-CO"/>
-              </w:rPr>
-              <w:t xml:space="preserve"> </w:t>
-            </w:r>
-            <w:proofErr w:type="gramStart"/>
-            <w:r>
-              <w:rPr>
-                <w:lang w:val="es-CO"/>
-              </w:rPr>
-              <w:t>%}{{ p</w:t>
-            </w:r>
-            <w:proofErr w:type="gramEnd"/>
-            <w:r>
-              <w:rPr>
-                <w:lang w:val="es-CO"/>
-              </w:rPr>
-              <w:t>.</w:t>
-            </w:r>
-            <w:proofErr w:type="gramStart"/>
-            <w:r>
-              <w:rPr>
-                <w:lang w:val="es-CO"/>
-              </w:rPr>
-              <w:t>estado }</w:t>
-            </w:r>
-            <w:proofErr w:type="gramEnd"/>
-            <w:r>
-              <w:rPr>
-                <w:lang w:val="es-CO"/>
-              </w:rPr>
-              <w:t>}</w:t>
+              <w:t xml:space="preserve"> %}</w:t>
             </w:r>
           </w:p>
           <w:p>
@@ -2687,7 +2236,7 @@
         </w:trPr>
         <w:tc>
           <w:tcPr>
-            <w:tcW w:w="242" w:type="pct"/>
+            <w:tcW w:w="587" w:type="pct"/>
             <w:tcBorders>
               <w:top w:val="single" w:sz="4" w:space="0" w:color="auto"/>
               <w:left w:val="single" w:sz="4" w:space="0" w:color="auto"/>
@@ -2704,11 +2253,30 @@
                 <w14:ligatures w14:val="standardContextual"/>
               </w:rPr>
             </w:pPr>
-          </w:p>
-        </w:tc>
-        <w:tc>
-          <w:tcPr>
-            <w:tcW w:w="1082" w:type="pct"/>
+            <w:r>
+              <w:rPr>
+                <w:kern w:val="2"/>
+                <w:lang w:val="es-CO" w:eastAsia="es-CO"/>
+                <w14:ligatures w14:val="standardContextual"/>
+              </w:rPr>
+              <w:lastRenderedPageBreak/>
+              <w:t>{{ p.numero }}</w:t>
+            </w:r>
+          </w:p>
+          <w:p>
+            <w:pPr>
+              <w:jc w:val="center"/>
+              <w:rPr>
+                <w:kern w:val="2"/>
+                <w:lang w:val="es-CO" w:eastAsia="es-CO"/>
+                <w14:ligatures w14:val="standardContextual"/>
+              </w:rPr>
+            </w:pPr>
+          </w:p>
+        </w:tc>
+        <w:tc>
+          <w:tcPr>
+            <w:tcW w:w="941" w:type="pct"/>
             <w:tcBorders>
               <w:top w:val="single" w:sz="4" w:space="0" w:color="auto"/>
               <w:left w:val="single" w:sz="4" w:space="0" w:color="auto"/>
@@ -2719,12 +2287,26 @@
           <w:p>
             <w:pPr>
               <w:jc w:val="both"/>
-            </w:pPr>
-          </w:p>
-        </w:tc>
-        <w:tc>
-          <w:tcPr>
-            <w:tcW w:w="774" w:type="pct"/>
+              <w:rPr>
+                <w:lang w:val="es-CO"/>
+              </w:rPr>
+            </w:pPr>
+            <w:r>
+              <w:rPr>
+                <w:lang w:val="es-CO"/>
+              </w:rPr>
+              <w:t>{{ p.actividad }}</w:t>
+            </w:r>
+          </w:p>
+          <w:p>
+            <w:pPr>
+              <w:jc w:val="both"/>
+            </w:pPr>
+          </w:p>
+        </w:tc>
+        <w:tc>
+          <w:tcPr>
+            <w:tcW w:w="804" w:type="pct"/>
             <w:tcBorders>
               <w:top w:val="single" w:sz="4" w:space="0" w:color="auto"/>
               <w:left w:val="single" w:sz="4" w:space="0" w:color="auto"/>
@@ -2735,12 +2317,26 @@
           <w:p>
             <w:pPr>
               <w:jc w:val="center"/>
-            </w:pPr>
-          </w:p>
-        </w:tc>
-        <w:tc>
-          <w:tcPr>
-            <w:tcW w:w="751" w:type="pct"/>
+              <w:rPr>
+                <w:lang w:val="es-CO"/>
+              </w:rPr>
+            </w:pPr>
+            <w:r>
+              <w:rPr>
+                <w:lang w:val="es-CO"/>
+              </w:rPr>
+              <w:t>{{ p.responsable }}</w:t>
+            </w:r>
+          </w:p>
+          <w:p>
+            <w:pPr>
+              <w:jc w:val="center"/>
+            </w:pPr>
+          </w:p>
+        </w:tc>
+        <w:tc>
+          <w:tcPr>
+            <w:tcW w:w="798" w:type="pct"/>
             <w:tcBorders>
               <w:top w:val="single" w:sz="4" w:space="0" w:color="auto"/>
               <w:left w:val="single" w:sz="4" w:space="0" w:color="auto"/>
@@ -2751,12 +2347,40 @@
           <w:p>
             <w:pPr>
               <w:jc w:val="center"/>
-            </w:pPr>
-          </w:p>
-        </w:tc>
-        <w:tc>
-          <w:tcPr>
-            <w:tcW w:w="758" w:type="pct"/>
+              <w:rPr>
+                <w:lang w:val="es-CO"/>
+              </w:rPr>
+            </w:pPr>
+            <w:r>
+              <w:rPr>
+                <w:lang w:val="es-CO"/>
+              </w:rPr>
+              <w:t xml:space="preserve">{{ </w:t>
+            </w:r>
+            <w:proofErr w:type="spellStart"/>
+            <w:r>
+              <w:rPr>
+                <w:lang w:val="es-CO"/>
+              </w:rPr>
+              <w:t>p.fecha_inicio</w:t>
+            </w:r>
+            <w:proofErr w:type="spellEnd"/>
+            <w:r>
+              <w:rPr>
+                <w:lang w:val="es-CO"/>
+              </w:rPr>
+              <w:t xml:space="preserve"> }}</w:t>
+            </w:r>
+          </w:p>
+          <w:p>
+            <w:pPr>
+              <w:jc w:val="center"/>
+            </w:pPr>
+          </w:p>
+        </w:tc>
+        <w:tc>
+          <w:tcPr>
+            <w:tcW w:w="665" w:type="pct"/>
             <w:tcBorders>
               <w:top w:val="single" w:sz="4" w:space="0" w:color="auto"/>
               <w:left w:val="single" w:sz="4" w:space="0" w:color="auto"/>
@@ -2767,12 +2391,54 @@
           <w:p>
             <w:pPr>
               <w:jc w:val="center"/>
-            </w:pPr>
-          </w:p>
-        </w:tc>
-        <w:tc>
-          <w:tcPr>
-            <w:tcW w:w="1394" w:type="pct"/>
+              <w:rPr>
+                <w:lang w:val="es-CO"/>
+              </w:rPr>
+            </w:pPr>
+            <w:r>
+              <w:rPr>
+                <w:lang w:val="es-CO"/>
+              </w:rPr>
+              <w:t xml:space="preserve">{{ </w:t>
+            </w:r>
+            <w:proofErr w:type="spellStart"/>
+            <w:r>
+              <w:rPr>
+                <w:lang w:val="es-CO"/>
+              </w:rPr>
+              <w:t>p.fecha_fin</w:t>
+            </w:r>
+            <w:proofErr w:type="spellEnd"/>
+            <w:r>
+              <w:rPr>
+                <w:lang w:val="es-CO"/>
+              </w:rPr>
+              <w:t xml:space="preserve"> }}</w:t>
+            </w:r>
+          </w:p>
+          <w:p>
+            <w:pPr>
+              <w:jc w:val="center"/>
+              <w:rPr>
+                <w:lang w:val="es-CO"/>
+              </w:rPr>
+            </w:pPr>
+            <w:r>
+              <w:rPr>
+                <w:lang w:val="es-CO"/>
+              </w:rPr>
+              <w:t>Mostrar más líneas</w:t>
+            </w:r>
+          </w:p>
+          <w:p>
+            <w:pPr>
+              <w:jc w:val="center"/>
+            </w:pPr>
+          </w:p>
+        </w:tc>
+        <w:tc>
+          <w:tcPr>
+            <w:tcW w:w="1205" w:type="pct"/>
             <w:tcBorders>
               <w:top w:val="single" w:sz="4" w:space="0" w:color="auto"/>
               <w:left w:val="single" w:sz="4" w:space="0" w:color="auto"/>
@@ -2780,6 +2446,20 @@
               <w:right w:val="single" w:sz="4" w:space="0" w:color="auto"/>
             </w:tcBorders>
           </w:tcPr>
+          <w:p>
+            <w:pPr>
+              <w:jc w:val="center"/>
+              <w:rPr>
+                <w:lang w:val="es-CO"/>
+              </w:rPr>
+            </w:pPr>
+            <w:r>
+              <w:rPr>
+                <w:lang w:val="es-CO"/>
+              </w:rPr>
+              <w:t>{{ p.estado }}</w:t>
+            </w:r>
+          </w:p>
           <w:p>
             <w:pPr>
               <w:jc w:val="center"/>
@@ -2808,7 +2488,7 @@
         </w:trPr>
         <w:tc>
           <w:tcPr>
-            <w:tcW w:w="242" w:type="pct"/>
+            <w:tcW w:w="587" w:type="pct"/>
             <w:tcBorders>
               <w:top w:val="single" w:sz="4" w:space="0" w:color="auto"/>
               <w:left w:val="single" w:sz="4" w:space="0" w:color="auto"/>
@@ -2829,7 +2509,7 @@
         </w:tc>
         <w:tc>
           <w:tcPr>
-            <w:tcW w:w="1082" w:type="pct"/>
+            <w:tcW w:w="941" w:type="pct"/>
             <w:tcBorders>
               <w:top w:val="single" w:sz="4" w:space="0" w:color="auto"/>
               <w:left w:val="single" w:sz="4" w:space="0" w:color="auto"/>
@@ -2845,7 +2525,7 @@
         </w:tc>
         <w:tc>
           <w:tcPr>
-            <w:tcW w:w="774" w:type="pct"/>
+            <w:tcW w:w="804" w:type="pct"/>
             <w:tcBorders>
               <w:top w:val="single" w:sz="4" w:space="0" w:color="auto"/>
               <w:left w:val="single" w:sz="4" w:space="0" w:color="auto"/>
@@ -2861,7 +2541,7 @@
         </w:tc>
         <w:tc>
           <w:tcPr>
-            <w:tcW w:w="751" w:type="pct"/>
+            <w:tcW w:w="798" w:type="pct"/>
             <w:tcBorders>
               <w:top w:val="single" w:sz="4" w:space="0" w:color="auto"/>
               <w:left w:val="single" w:sz="4" w:space="0" w:color="auto"/>
@@ -2877,7 +2557,7 @@
         </w:tc>
         <w:tc>
           <w:tcPr>
-            <w:tcW w:w="758" w:type="pct"/>
+            <w:tcW w:w="665" w:type="pct"/>
             <w:tcBorders>
               <w:top w:val="single" w:sz="4" w:space="0" w:color="auto"/>
               <w:left w:val="single" w:sz="4" w:space="0" w:color="auto"/>
@@ -2893,7 +2573,7 @@
         </w:tc>
         <w:tc>
           <w:tcPr>
-            <w:tcW w:w="1394" w:type="pct"/>
+            <w:tcW w:w="1205" w:type="pct"/>
             <w:tcBorders>
               <w:top w:val="single" w:sz="4" w:space="0" w:color="auto"/>
               <w:left w:val="single" w:sz="4" w:space="0" w:color="auto"/>
@@ -2929,7 +2609,7 @@
         </w:trPr>
         <w:tc>
           <w:tcPr>
-            <w:tcW w:w="242" w:type="pct"/>
+            <w:tcW w:w="587" w:type="pct"/>
             <w:tcBorders>
               <w:top w:val="single" w:sz="4" w:space="0" w:color="auto"/>
               <w:left w:val="single" w:sz="4" w:space="0" w:color="auto"/>
@@ -2950,7 +2630,7 @@
         </w:tc>
         <w:tc>
           <w:tcPr>
-            <w:tcW w:w="1082" w:type="pct"/>
+            <w:tcW w:w="941" w:type="pct"/>
             <w:tcBorders>
               <w:top w:val="single" w:sz="4" w:space="0" w:color="auto"/>
               <w:left w:val="single" w:sz="4" w:space="0" w:color="auto"/>
@@ -2966,7 +2646,7 @@
         </w:tc>
         <w:tc>
           <w:tcPr>
-            <w:tcW w:w="774" w:type="pct"/>
+            <w:tcW w:w="804" w:type="pct"/>
             <w:tcBorders>
               <w:top w:val="single" w:sz="4" w:space="0" w:color="auto"/>
               <w:left w:val="single" w:sz="4" w:space="0" w:color="auto"/>
@@ -2982,7 +2662,7 @@
         </w:tc>
         <w:tc>
           <w:tcPr>
-            <w:tcW w:w="751" w:type="pct"/>
+            <w:tcW w:w="798" w:type="pct"/>
             <w:tcBorders>
               <w:top w:val="single" w:sz="4" w:space="0" w:color="auto"/>
               <w:left w:val="single" w:sz="4" w:space="0" w:color="auto"/>
@@ -2998,7 +2678,7 @@
         </w:tc>
         <w:tc>
           <w:tcPr>
-            <w:tcW w:w="758" w:type="pct"/>
+            <w:tcW w:w="665" w:type="pct"/>
             <w:tcBorders>
               <w:top w:val="single" w:sz="4" w:space="0" w:color="auto"/>
               <w:left w:val="single" w:sz="4" w:space="0" w:color="auto"/>
@@ -3014,7 +2694,7 @@
         </w:tc>
         <w:tc>
           <w:tcPr>
-            <w:tcW w:w="1394" w:type="pct"/>
+            <w:tcW w:w="1205" w:type="pct"/>
             <w:tcBorders>
               <w:top w:val="single" w:sz="4" w:space="0" w:color="auto"/>
               <w:left w:val="single" w:sz="4" w:space="0" w:color="auto"/>
@@ -3184,7 +2864,6 @@
               </w:rPr>
               <w:t> </w:t>
             </w:r>
-            <w:proofErr w:type="gramStart"/>
             <w:r>
               <w:rPr>
                 <w:rFonts w:asciiTheme="minorHAnsi" w:hAnsiTheme="minorHAnsi" w:cstheme="minorBidi"/>
@@ -3206,9 +2885,9 @@
                 <w:szCs w:val="24"/>
                 <w:lang w:val="es-CO"/>
               </w:rPr>
-              <w:t>rca</w:t>
-            </w:r>
-            <w:proofErr w:type="gramEnd"/>
+              <w:t>rca_definitiva</w:t>
+            </w:r>
+            <w:proofErr w:type="spellEnd"/>
             <w:r>
               <w:rPr>
                 <w:rFonts w:asciiTheme="minorHAnsi" w:hAnsiTheme="minorHAnsi" w:cstheme="minorBidi"/>
@@ -3218,43 +2897,7 @@
                 <w:szCs w:val="24"/>
                 <w:lang w:val="es-CO"/>
               </w:rPr>
-              <w:t>_</w:t>
-            </w:r>
-            <w:proofErr w:type="gramStart"/>
-            <w:r>
-              <w:rPr>
-                <w:rFonts w:asciiTheme="minorHAnsi" w:hAnsiTheme="minorHAnsi" w:cstheme="minorBidi"/>
-                <w:b/>
-                <w:bCs/>
-                <w:sz w:val="24"/>
-                <w:szCs w:val="24"/>
-                <w:lang w:val="es-CO"/>
-              </w:rPr>
-              <w:t>definitiva</w:t>
-            </w:r>
-            <w:proofErr w:type="spellEnd"/>
-            <w:r>
-              <w:rPr>
-                <w:rFonts w:asciiTheme="minorHAnsi" w:hAnsiTheme="minorHAnsi" w:cstheme="minorBidi"/>
-                <w:b/>
-                <w:bCs/>
-                <w:sz w:val="24"/>
-                <w:szCs w:val="24"/>
-                <w:lang w:val="es-CO"/>
-              </w:rPr>
-              <w:t xml:space="preserve"> }</w:t>
-            </w:r>
-            <w:proofErr w:type="gramEnd"/>
-            <w:r>
-              <w:rPr>
-                <w:rFonts w:asciiTheme="minorHAnsi" w:hAnsiTheme="minorHAnsi" w:cstheme="minorBidi"/>
-                <w:b/>
-                <w:bCs/>
-                <w:sz w:val="24"/>
-                <w:szCs w:val="24"/>
-                <w:lang w:val="es-CO"/>
-              </w:rPr>
-              <w:t>}</w:t>
+              <w:t xml:space="preserve"> }}</w:t>
             </w:r>
           </w:p>
           <w:p>
@@ -3353,7 +2996,6 @@
               </w:rPr>
               <w:t> </w:t>
             </w:r>
-            <w:proofErr w:type="gramStart"/>
             <w:r>
               <w:rPr>
                 <w:rFonts w:asciiTheme="minorHAnsi" w:hAnsiTheme="minorHAnsi" w:cstheme="minorHAnsi"/>
@@ -3373,18 +3015,7 @@
                 <w:szCs w:val="24"/>
                 <w:lang w:val="en-US"/>
               </w:rPr>
-              <w:t>rca</w:t>
-            </w:r>
-            <w:proofErr w:type="gramEnd"/>
-            <w:r>
-              <w:rPr>
-                <w:rFonts w:asciiTheme="minorHAnsi" w:hAnsiTheme="minorHAnsi" w:cstheme="minorHAnsi"/>
-                <w:b/>
-                <w:sz w:val="24"/>
-                <w:szCs w:val="24"/>
-                <w:lang w:val="en-US"/>
-              </w:rPr>
-              <w:t>_temporal</w:t>
+              <w:t>rca_temporal</w:t>
             </w:r>
             <w:proofErr w:type="spellEnd"/>
             <w:r>
@@ -3613,7 +3244,6 @@
                 <w:lang w:val="es-CO"/>
               </w:rPr>
             </w:pPr>
-            <w:proofErr w:type="gramStart"/>
             <w:r>
               <w:rPr>
                 <w:rFonts w:asciiTheme="minorHAnsi" w:hAnsiTheme="minorHAnsi" w:cstheme="minorHAnsi"/>
@@ -3623,121 +3253,72 @@
                 <w:szCs w:val="24"/>
                 <w:lang w:val="es-CO"/>
               </w:rPr>
-              <w:t>{{ departamento</w:t>
-            </w:r>
-            <w:proofErr w:type="gramEnd"/>
-            <w:r>
+              <w:t>{{ departamento }}</w:t>
+            </w:r>
+          </w:p>
+          <w:p>
+            <w:pPr>
               <w:rPr>
                 <w:rFonts w:asciiTheme="minorHAnsi" w:hAnsiTheme="minorHAnsi" w:cstheme="minorHAnsi"/>
                 <w:b/>
                 <w:bCs/>
                 <w:sz w:val="24"/>
                 <w:szCs w:val="24"/>
+                <w:lang w:val="es-ES"/>
+              </w:rPr>
+            </w:pPr>
+          </w:p>
+        </w:tc>
+        <w:tc>
+          <w:tcPr>
+            <w:tcW w:w="2841" w:type="dxa"/>
+          </w:tcPr>
+          <w:p>
+            <w:pPr>
+              <w:jc w:val="center"/>
+              <w:rPr>
+                <w:rFonts w:asciiTheme="minorHAnsi" w:hAnsiTheme="minorHAnsi" w:cstheme="minorHAnsi"/>
+                <w:b/>
+                <w:bCs/>
+                <w:sz w:val="24"/>
+                <w:szCs w:val="24"/>
                 <w:lang w:val="es-CO"/>
               </w:rPr>
+            </w:pPr>
+            <w:r>
+              <w:rPr>
+                <w:rFonts w:asciiTheme="minorHAnsi" w:hAnsiTheme="minorHAnsi" w:cstheme="minorHAnsi"/>
+                <w:b/>
+                <w:bCs/>
+                <w:sz w:val="24"/>
+                <w:szCs w:val="24"/>
+                <w:lang w:val="es-CO"/>
+              </w:rPr>
+              <w:t xml:space="preserve">{{ </w:t>
+            </w:r>
+            <w:proofErr w:type="spellStart"/>
+            <w:r>
+              <w:rPr>
+                <w:rFonts w:asciiTheme="minorHAnsi" w:hAnsiTheme="minorHAnsi" w:cstheme="minorHAnsi"/>
+                <w:b/>
+                <w:bCs/>
+                <w:sz w:val="24"/>
+                <w:szCs w:val="24"/>
+                <w:lang w:val="es-CO"/>
+              </w:rPr>
+              <w:t>nombre_investigador</w:t>
+            </w:r>
+            <w:proofErr w:type="spellEnd"/>
+            <w:r>
+              <w:rPr>
+                <w:rFonts w:asciiTheme="minorHAnsi" w:hAnsiTheme="minorHAnsi" w:cstheme="minorHAnsi"/>
+                <w:b/>
+                <w:bCs/>
+                <w:sz w:val="24"/>
+                <w:szCs w:val="24"/>
+                <w:lang w:val="es-CO"/>
+              </w:rPr>
               <w:t xml:space="preserve"> }}</w:t>
-            </w:r>
-          </w:p>
-          <w:p>
-            <w:pPr>
-              <w:rPr>
-                <w:rFonts w:asciiTheme="minorHAnsi" w:hAnsiTheme="minorHAnsi" w:cstheme="minorHAnsi"/>
-                <w:b/>
-                <w:bCs/>
-                <w:sz w:val="24"/>
-                <w:szCs w:val="24"/>
-                <w:lang w:val="es-ES"/>
-              </w:rPr>
-            </w:pPr>
-          </w:p>
-        </w:tc>
-        <w:tc>
-          <w:tcPr>
-            <w:tcW w:w="2841" w:type="dxa"/>
-          </w:tcPr>
-          <w:p>
-            <w:pPr>
-              <w:jc w:val="center"/>
-              <w:rPr>
-                <w:rFonts w:asciiTheme="minorHAnsi" w:hAnsiTheme="minorHAnsi" w:cstheme="minorHAnsi"/>
-                <w:b/>
-                <w:bCs/>
-                <w:sz w:val="24"/>
-                <w:szCs w:val="24"/>
-                <w:lang w:val="es-CO"/>
-              </w:rPr>
-            </w:pPr>
-            <w:proofErr w:type="gramStart"/>
-            <w:r>
-              <w:rPr>
-                <w:rFonts w:asciiTheme="minorHAnsi" w:hAnsiTheme="minorHAnsi" w:cstheme="minorHAnsi"/>
-                <w:b/>
-                <w:bCs/>
-                <w:sz w:val="24"/>
-                <w:szCs w:val="24"/>
-                <w:lang w:val="es-CO"/>
-              </w:rPr>
-              <w:t xml:space="preserve">{{ </w:t>
-            </w:r>
-            <w:proofErr w:type="spellStart"/>
-            <w:r>
-              <w:rPr>
-                <w:rFonts w:asciiTheme="minorHAnsi" w:hAnsiTheme="minorHAnsi" w:cstheme="minorHAnsi"/>
-                <w:b/>
-                <w:bCs/>
-                <w:sz w:val="24"/>
-                <w:szCs w:val="24"/>
-                <w:lang w:val="es-CO"/>
-              </w:rPr>
-              <w:t>nombre</w:t>
-            </w:r>
-            <w:proofErr w:type="gramEnd"/>
-            <w:r>
-              <w:rPr>
-                <w:rFonts w:asciiTheme="minorHAnsi" w:hAnsiTheme="minorHAnsi" w:cstheme="minorHAnsi"/>
-                <w:b/>
-                <w:bCs/>
-                <w:sz w:val="24"/>
-                <w:szCs w:val="24"/>
-                <w:lang w:val="es-CO"/>
-              </w:rPr>
-              <w:t>_</w:t>
-            </w:r>
-            <w:proofErr w:type="gramStart"/>
-            <w:r>
-              <w:rPr>
-                <w:rFonts w:asciiTheme="minorHAnsi" w:hAnsiTheme="minorHAnsi" w:cstheme="minorHAnsi"/>
-                <w:b/>
-                <w:bCs/>
-                <w:sz w:val="24"/>
-                <w:szCs w:val="24"/>
-                <w:lang w:val="es-CO"/>
-              </w:rPr>
-              <w:t>investigador</w:t>
-            </w:r>
-            <w:proofErr w:type="spellEnd"/>
-            <w:r>
-              <w:rPr>
-                <w:rFonts w:asciiTheme="minorHAnsi" w:hAnsiTheme="minorHAnsi" w:cstheme="minorHAnsi"/>
-                <w:b/>
-                <w:bCs/>
-                <w:sz w:val="24"/>
-                <w:szCs w:val="24"/>
-                <w:lang w:val="es-CO"/>
-              </w:rPr>
-              <w:t xml:space="preserve"> }</w:t>
-            </w:r>
-            <w:proofErr w:type="gramEnd"/>
-            <w:r>
-              <w:rPr>
-                <w:rFonts w:asciiTheme="minorHAnsi" w:hAnsiTheme="minorHAnsi" w:cstheme="minorHAnsi"/>
-                <w:b/>
-                <w:bCs/>
-                <w:sz w:val="24"/>
-                <w:szCs w:val="24"/>
-                <w:lang w:val="es-CO"/>
-              </w:rPr>
-              <w:t>}</w:t>
             </w:r>
           </w:p>
           <w:p>
@@ -8054,6 +7635,15 @@
 </file>
 
 <file path=customXml/item1.xml><?xml version="1.0" encoding="utf-8"?>
+<?mso-contentType ?>
+<FormTemplates xmlns="http://schemas.microsoft.com/sharepoint/v3/contenttype/forms">
+  <Display>DocumentLibraryForm</Display>
+  <Edit>DocumentLibraryForm</Edit>
+  <New>DocumentLibraryForm</New>
+</FormTemplates>
+</file>
+
+<file path=customXml/item2.xml><?xml version="1.0" encoding="utf-8"?>
 <p:properties xmlns:p="http://schemas.microsoft.com/office/2006/metadata/properties" xmlns:xsi="http://www.w3.org/2001/XMLSchema-instance" xmlns:pc="http://schemas.microsoft.com/office/infopath/2007/PartnerControls">
   <documentManagement>
     <lcf76f155ced4ddcb4097134ff3c332f xmlns="20a7b924-6a7d-4c93-a7dc-0ca4916673d0">
@@ -8065,16 +7655,11 @@
 </p:properties>
 </file>
 
-<file path=customXml/item2.xml><?xml version="1.0" encoding="utf-8"?>
-<?mso-contentType ?>
-<FormTemplates xmlns="http://schemas.microsoft.com/sharepoint/v3/contenttype/forms">
-  <Display>DocumentLibraryForm</Display>
-  <Edit>DocumentLibraryForm</Edit>
-  <New>DocumentLibraryForm</New>
-</FormTemplates>
+<file path=customXml/item3.xml><?xml version="1.0" encoding="utf-8"?>
+<b:Sources xmlns:b="http://schemas.openxmlformats.org/officeDocument/2006/bibliography" xmlns="http://schemas.openxmlformats.org/officeDocument/2006/bibliography" SelectedStyle="\APA.XSL" StyleName="APA"/>
 </file>
 
-<file path=customXml/item3.xml><?xml version="1.0" encoding="utf-8"?>
+<file path=customXml/item4.xml><?xml version="1.0" encoding="utf-8"?>
 <ct:contentTypeSchema xmlns:ct="http://schemas.microsoft.com/office/2006/metadata/contentType" xmlns:ma="http://schemas.microsoft.com/office/2006/metadata/properties/metaAttributes" ct:_="" ma:_="" ma:contentTypeName="Documento" ma:contentTypeID="0x0101002036AABFF16F8D40949447A560A9FC0F" ma:contentTypeVersion="19" ma:contentTypeDescription="Crear nuevo documento." ma:contentTypeScope="" ma:versionID="19fac37b002c9bda78a3b0a58f572ef8">
   <xsd:schema xmlns:xsd="http://www.w3.org/2001/XMLSchema" xmlns:xs="http://www.w3.org/2001/XMLSchema" xmlns:p="http://schemas.microsoft.com/office/2006/metadata/properties" xmlns:ns2="20a7b924-6a7d-4c93-a7dc-0ca4916673d0" xmlns:ns3="45c368b1-eb2f-47a3-b8b7-0c047ca77aa3" targetNamespace="http://schemas.microsoft.com/office/2006/metadata/properties" ma:root="true" ma:fieldsID="e6523412369c21f87b9a834181d74777" ns2:_="" ns3:_="">
     <xsd:import namespace="20a7b924-6a7d-4c93-a7dc-0ca4916673d0"/>
@@ -8335,11 +7920,15 @@
 </ct:contentTypeSchema>
 </file>
 
-<file path=customXml/item4.xml><?xml version="1.0" encoding="utf-8"?>
-<b:Sources xmlns:b="http://schemas.openxmlformats.org/officeDocument/2006/bibliography" xmlns="http://schemas.openxmlformats.org/officeDocument/2006/bibliography" SelectedStyle="\APA.XSL" StyleName="APA"/>
+<file path=customXml/itemProps1.xml><?xml version="1.0" encoding="utf-8"?>
+<ds:datastoreItem xmlns:ds="http://schemas.openxmlformats.org/officeDocument/2006/customXml" ds:itemID="{0EAFAF4F-473C-4864-8BE8-582BC433A3D1}">
+  <ds:schemaRefs>
+    <ds:schemaRef ds:uri="http://schemas.microsoft.com/sharepoint/v3/contenttype/forms"/>
+  </ds:schemaRefs>
+</ds:datastoreItem>
 </file>
 
-<file path=customXml/itemProps1.xml><?xml version="1.0" encoding="utf-8"?>
+<file path=customXml/itemProps2.xml><?xml version="1.0" encoding="utf-8"?>
 <ds:datastoreItem xmlns:ds="http://schemas.openxmlformats.org/officeDocument/2006/customXml" ds:itemID="{5354D82B-E914-4329-AE5B-4F2AC91F489F}">
   <ds:schemaRefs>
     <ds:schemaRef ds:uri="http://schemas.microsoft.com/office/2006/metadata/properties"/>
@@ -8350,15 +7939,15 @@
 </ds:datastoreItem>
 </file>
 
-<file path=customXml/itemProps2.xml><?xml version="1.0" encoding="utf-8"?>
-<ds:datastoreItem xmlns:ds="http://schemas.openxmlformats.org/officeDocument/2006/customXml" ds:itemID="{0EAFAF4F-473C-4864-8BE8-582BC433A3D1}">
+<file path=customXml/itemProps3.xml><?xml version="1.0" encoding="utf-8"?>
+<ds:datastoreItem xmlns:ds="http://schemas.openxmlformats.org/officeDocument/2006/customXml" ds:itemID="{16148874-DEA8-447E-962A-B9114F69D1AC}">
   <ds:schemaRefs>
-    <ds:schemaRef ds:uri="http://schemas.microsoft.com/sharepoint/v3/contenttype/forms"/>
+    <ds:schemaRef ds:uri="http://schemas.openxmlformats.org/officeDocument/2006/bibliography"/>
   </ds:schemaRefs>
 </ds:datastoreItem>
 </file>
 
-<file path=customXml/itemProps3.xml><?xml version="1.0" encoding="utf-8"?>
+<file path=customXml/itemProps4.xml><?xml version="1.0" encoding="utf-8"?>
 <ds:datastoreItem xmlns:ds="http://schemas.openxmlformats.org/officeDocument/2006/customXml" ds:itemID="{D7713750-6170-4A11-8D77-364A241FCB65}">
   <ds:schemaRefs>
     <ds:schemaRef ds:uri="http://schemas.microsoft.com/office/2006/metadata/contentType"/>
@@ -8377,14 +7966,6 @@
 </ds:datastoreItem>
 </file>
 
-<file path=customXml/itemProps4.xml><?xml version="1.0" encoding="utf-8"?>
-<ds:datastoreItem xmlns:ds="http://schemas.openxmlformats.org/officeDocument/2006/customXml" ds:itemID="{16148874-DEA8-447E-962A-B9114F69D1AC}">
-  <ds:schemaRefs>
-    <ds:schemaRef ds:uri="http://schemas.openxmlformats.org/officeDocument/2006/bibliography"/>
-  </ds:schemaRefs>
-</ds:datastoreItem>
-</file>
-
 <file path=docMetadata/LabelInfo.xml><?xml version="1.0" encoding="utf-8"?>
 <clbl:labelList xmlns:clbl="http://schemas.microsoft.com/office/2020/mipLabelMetadata">
   <clbl:label id="{5d93ebcc-f769-4380-8b7e-289fc972da1b}" enabled="0" method="" siteId="{5d93ebcc-f769-4380-8b7e-289fc972da1b}" removed="1"/>

--- a/template_incidente.docx
+++ b/template_incidente.docx
@@ -67,9 +67,9 @@
                 <w:szCs w:val="36"/>
                 <w:lang w:val="es-ES"/>
               </w:rPr>
-              <w:t>N°</w:t>
-            </w:r>
-            <w:proofErr w:type="spellEnd"/>
+              <w:t>N</w:t>
+            </w:r>
+            <w:proofErr w:type="gramStart"/>
             <w:r>
               <w:rPr>
                 <w:b/>
@@ -79,8 +79,9 @@
                 <w:szCs w:val="36"/>
                 <w:lang w:val="es-ES"/>
               </w:rPr>
-              <w:t xml:space="preserve"> </w:t>
-            </w:r>
+              <w:t>°</w:t>
+            </w:r>
+            <w:proofErr w:type="spellEnd"/>
             <w:r>
               <w:rPr>
                 <w:b/>
@@ -99,11 +100,10 @@
                 <w:color w:val="FFFFFF"/>
                 <w:sz w:val="36"/>
                 <w:szCs w:val="36"/>
-                <w:lang w:val="es-CO"/>
-              </w:rPr>
-              <w:t xml:space="preserve">{{ </w:t>
-            </w:r>
-            <w:proofErr w:type="spellStart"/>
+                <w:lang w:val="es-ES"/>
+              </w:rPr>
+              <w:t xml:space="preserve"> </w:t>
+            </w:r>
             <w:r>
               <w:rPr>
                 <w:b/>
@@ -113,9 +113,22 @@
                 <w:szCs w:val="36"/>
                 <w:lang w:val="es-CO"/>
               </w:rPr>
+              <w:t xml:space="preserve">{{ </w:t>
+            </w:r>
+            <w:proofErr w:type="spellStart"/>
+            <w:r>
+              <w:rPr>
+                <w:b/>
+                <w:bCs/>
+                <w:color w:val="FFFFFF"/>
+                <w:sz w:val="36"/>
+                <w:szCs w:val="36"/>
+                <w:lang w:val="es-CO"/>
+              </w:rPr>
               <w:t>codigo</w:t>
             </w:r>
             <w:proofErr w:type="spellEnd"/>
+            <w:proofErr w:type="gramEnd"/>
             <w:r>
               <w:rPr>
                 <w:b/>
@@ -196,6 +209,7 @@
                 <w:lang w:val="es-ES" w:eastAsia="es-ES"/>
               </w:rPr>
             </w:pPr>
+            <w:proofErr w:type="gramStart"/>
             <w:r>
               <w:rPr>
                 <w:lang w:val="es-CO"/>
@@ -207,7 +221,14 @@
               <w:rPr>
                 <w:lang w:val="es-CO"/>
               </w:rPr>
-              <w:t>reportado_por</w:t>
+              <w:t>reportado</w:t>
+            </w:r>
+            <w:proofErr w:type="gramEnd"/>
+            <w:r>
+              <w:rPr>
+                <w:lang w:val="es-CO"/>
+              </w:rPr>
+              <w:t>_por</w:t>
             </w:r>
             <w:proofErr w:type="spellEnd"/>
             <w:r>
@@ -281,11 +302,19 @@
                 <w:lang w:val="es-ES" w:eastAsia="es-ES"/>
               </w:rPr>
             </w:pPr>
-            <w:r>
-              <w:rPr>
-                <w:lang w:val="es-CO"/>
-              </w:rPr>
-              <w:t>{{ responsable }}</w:t>
+            <w:proofErr w:type="gramStart"/>
+            <w:r>
+              <w:rPr>
+                <w:lang w:val="es-CO"/>
+              </w:rPr>
+              <w:t>{{ responsable</w:t>
+            </w:r>
+            <w:proofErr w:type="gramEnd"/>
+            <w:r>
+              <w:rPr>
+                <w:lang w:val="es-CO"/>
+              </w:rPr>
+              <w:t xml:space="preserve"> }}</w:t>
             </w:r>
           </w:p>
         </w:tc>
@@ -358,6 +387,7 @@
                 <w:szCs w:val="24"/>
               </w:rPr>
             </w:pPr>
+            <w:proofErr w:type="gramStart"/>
             <w:r>
               <w:rPr>
                 <w:lang w:val="es-CO"/>
@@ -369,7 +399,14 @@
               <w:rPr>
                 <w:lang w:val="es-CO"/>
               </w:rPr>
-              <w:t>fecha_inicio</w:t>
+              <w:t>fecha</w:t>
+            </w:r>
+            <w:proofErr w:type="gramEnd"/>
+            <w:r>
+              <w:rPr>
+                <w:lang w:val="es-CO"/>
+              </w:rPr>
+              <w:t>_inicio</w:t>
             </w:r>
             <w:proofErr w:type="spellEnd"/>
             <w:r>
@@ -440,6 +477,7 @@
                 <w:lang w:val="es-ES" w:eastAsia="es-ES"/>
               </w:rPr>
             </w:pPr>
+            <w:proofErr w:type="gramStart"/>
             <w:r>
               <w:rPr>
                 <w:lang w:val="es-CO"/>
@@ -451,7 +489,14 @@
               <w:rPr>
                 <w:lang w:val="es-CO"/>
               </w:rPr>
-              <w:t>fecha_fin</w:t>
+              <w:t>fecha</w:t>
+            </w:r>
+            <w:proofErr w:type="gramEnd"/>
+            <w:r>
+              <w:rPr>
+                <w:lang w:val="es-CO"/>
+              </w:rPr>
+              <w:t>_fin</w:t>
             </w:r>
             <w:proofErr w:type="spellEnd"/>
             <w:r>
@@ -512,12 +557,17 @@
                 <w:lang w:val="es-ES" w:eastAsia="es-ES"/>
               </w:rPr>
             </w:pPr>
+            <w:proofErr w:type="gramStart"/>
             <w:r>
               <w:t xml:space="preserve">{{ </w:t>
             </w:r>
             <w:proofErr w:type="spellStart"/>
             <w:r>
-              <w:t>forma_detectar</w:t>
+              <w:t>forma</w:t>
+            </w:r>
+            <w:proofErr w:type="gramEnd"/>
+            <w:r>
+              <w:t>_detectar</w:t>
             </w:r>
             <w:proofErr w:type="spellEnd"/>
             <w:r>
@@ -588,12 +638,17 @@
                 <w:lang w:val="es-ES" w:eastAsia="es-ES"/>
               </w:rPr>
             </w:pPr>
+            <w:proofErr w:type="gramStart"/>
             <w:r>
               <w:t xml:space="preserve">{{ </w:t>
             </w:r>
             <w:proofErr w:type="spellStart"/>
             <w:r>
-              <w:t>procesos_impactados</w:t>
+              <w:t>procesos</w:t>
+            </w:r>
+            <w:proofErr w:type="gramEnd"/>
+            <w:r>
+              <w:t>_impactados</w:t>
             </w:r>
             <w:proofErr w:type="spellEnd"/>
             <w:r>
@@ -651,12 +706,17 @@
                 <w:lang w:val="es-ES" w:eastAsia="es-ES"/>
               </w:rPr>
             </w:pPr>
+            <w:proofErr w:type="gramStart"/>
             <w:r>
               <w:t xml:space="preserve">{{ </w:t>
             </w:r>
             <w:proofErr w:type="spellStart"/>
             <w:r>
-              <w:t>tipo_incidente</w:t>
+              <w:t>tipo</w:t>
+            </w:r>
+            <w:proofErr w:type="gramEnd"/>
+            <w:r>
+              <w:t>_incidente</w:t>
             </w:r>
             <w:proofErr w:type="spellEnd"/>
             <w:r>
@@ -714,11 +774,19 @@
                 <w:lang w:val="es-ES" w:eastAsia="es-ES"/>
               </w:rPr>
             </w:pPr>
-            <w:r>
-              <w:rPr>
-                <w:lang w:val="es-CO"/>
-              </w:rPr>
-              <w:t>{{ estado }}</w:t>
+            <w:proofErr w:type="gramStart"/>
+            <w:r>
+              <w:rPr>
+                <w:lang w:val="es-CO"/>
+              </w:rPr>
+              <w:t>{{ estado</w:t>
+            </w:r>
+            <w:proofErr w:type="gramEnd"/>
+            <w:r>
+              <w:rPr>
+                <w:lang w:val="es-CO"/>
+              </w:rPr>
+              <w:t xml:space="preserve"> }}</w:t>
             </w:r>
           </w:p>
         </w:tc>
@@ -834,11 +902,19 @@
                 <w:lang w:val="es-CO"/>
               </w:rPr>
             </w:pPr>
-            <w:r>
-              <w:rPr>
-                <w:lang w:val="es-CO"/>
-              </w:rPr>
-              <w:t>{{ resumen }}</w:t>
+            <w:proofErr w:type="gramStart"/>
+            <w:r>
+              <w:rPr>
+                <w:lang w:val="es-CO"/>
+              </w:rPr>
+              <w:t>{{ resumen</w:t>
+            </w:r>
+            <w:proofErr w:type="gramEnd"/>
+            <w:r>
+              <w:rPr>
+                <w:lang w:val="es-CO"/>
+              </w:rPr>
+              <w:t xml:space="preserve"> }}</w:t>
             </w:r>
           </w:p>
           <w:p>
@@ -1098,7 +1174,21 @@
               <w:rPr>
                 <w:lang w:val="es-CO"/>
               </w:rPr>
-              <w:t xml:space="preserve"> a in acciones %}</w:t>
+              <w:t xml:space="preserve"> a </w:t>
+            </w:r>
+            <w:proofErr w:type="gramStart"/>
+            <w:r>
+              <w:rPr>
+                <w:lang w:val="es-CO"/>
+              </w:rPr>
+              <w:t>in acciones</w:t>
+            </w:r>
+            <w:proofErr w:type="gramEnd"/>
+            <w:r>
+              <w:rPr>
+                <w:lang w:val="es-CO"/>
+              </w:rPr>
+              <w:t xml:space="preserve"> %}</w:t>
             </w:r>
           </w:p>
           <w:p>
@@ -1142,47 +1232,6 @@
             <w:vAlign w:val="center"/>
             <w:hideMark/>
           </w:tcPr>
-          <w:p>
-            <w:pPr>
-              <w:rPr>
-                <w:lang w:val="es-CO"/>
-              </w:rPr>
-            </w:pPr>
-            <w:r>
-              <w:rPr>
-                <w:lang w:val="es-CO"/>
-              </w:rPr>
-              <w:t>{%</w:t>
-            </w:r>
-            <w:proofErr w:type="spellStart"/>
-            <w:r>
-              <w:rPr>
-                <w:lang w:val="es-CO"/>
-              </w:rPr>
-              <w:t>tr</w:t>
-            </w:r>
-            <w:proofErr w:type="spellEnd"/>
-            <w:r>
-              <w:rPr>
-                <w:lang w:val="es-CO"/>
-              </w:rPr>
-              <w:t xml:space="preserve"> </w:t>
-            </w:r>
-            <w:proofErr w:type="spellStart"/>
-            <w:r>
-              <w:rPr>
-                <w:lang w:val="es-CO"/>
-              </w:rPr>
-              <w:t>endfor</w:t>
-            </w:r>
-            <w:proofErr w:type="spellEnd"/>
-            <w:r>
-              <w:rPr>
-                <w:lang w:val="es-CO"/>
-              </w:rPr>
-              <w:t xml:space="preserve"> %}</w:t>
-            </w:r>
-          </w:p>
           <w:p/>
         </w:tc>
       </w:tr>
@@ -1224,6 +1273,7 @@
                 <w14:ligatures w14:val="standardContextual"/>
               </w:rPr>
             </w:pPr>
+            <w:proofErr w:type="gramStart"/>
             <w:r>
               <w:rPr>
                 <w:kern w:val="2"/>
@@ -1239,16 +1289,43 @@
                 <w:lang w:val="es-CO" w:eastAsia="es-CO"/>
                 <w14:ligatures w14:val="standardContextual"/>
               </w:rPr>
-              <w:t>a.fecha</w:t>
-            </w:r>
-            <w:proofErr w:type="spellEnd"/>
+              <w:t>a</w:t>
+            </w:r>
+            <w:proofErr w:type="gramEnd"/>
             <w:r>
               <w:rPr>
                 <w:kern w:val="2"/>
                 <w:lang w:val="es-CO" w:eastAsia="es-CO"/>
                 <w14:ligatures w14:val="standardContextual"/>
               </w:rPr>
-              <w:t xml:space="preserve"> }}</w:t>
+              <w:t>.</w:t>
+            </w:r>
+            <w:proofErr w:type="gramStart"/>
+            <w:r>
+              <w:rPr>
+                <w:kern w:val="2"/>
+                <w:lang w:val="es-CO" w:eastAsia="es-CO"/>
+                <w14:ligatures w14:val="standardContextual"/>
+              </w:rPr>
+              <w:t>fecha</w:t>
+            </w:r>
+            <w:proofErr w:type="spellEnd"/>
+            <w:r>
+              <w:rPr>
+                <w:kern w:val="2"/>
+                <w:lang w:val="es-CO" w:eastAsia="es-CO"/>
+                <w14:ligatures w14:val="standardContextual"/>
+              </w:rPr>
+              <w:t xml:space="preserve"> }</w:t>
+            </w:r>
+            <w:proofErr w:type="gramEnd"/>
+            <w:r>
+              <w:rPr>
+                <w:kern w:val="2"/>
+                <w:lang w:val="es-CO" w:eastAsia="es-CO"/>
+                <w14:ligatures w14:val="standardContextual"/>
+              </w:rPr>
+              <w:t>}</w:t>
             </w:r>
           </w:p>
           <w:p>
@@ -1280,11 +1357,33 @@
                 <w:lang w:val="es-CO"/>
               </w:rPr>
             </w:pPr>
-            <w:r>
-              <w:rPr>
-                <w:lang w:val="es-CO"/>
-              </w:rPr>
-              <w:t>{{ a.hora }}</w:t>
+            <w:proofErr w:type="gramStart"/>
+            <w:r>
+              <w:rPr>
+                <w:lang w:val="es-CO"/>
+              </w:rPr>
+              <w:t>{{ a</w:t>
+            </w:r>
+            <w:proofErr w:type="gramEnd"/>
+            <w:r>
+              <w:rPr>
+                <w:lang w:val="es-CO"/>
+              </w:rPr>
+              <w:t>.</w:t>
+            </w:r>
+            <w:proofErr w:type="gramStart"/>
+            <w:r>
+              <w:rPr>
+                <w:lang w:val="es-CO"/>
+              </w:rPr>
+              <w:t>hora }</w:t>
+            </w:r>
+            <w:proofErr w:type="gramEnd"/>
+            <w:r>
+              <w:rPr>
+                <w:lang w:val="es-CO"/>
+              </w:rPr>
+              <w:t>}</w:t>
             </w:r>
           </w:p>
           <w:p>
@@ -1310,6 +1409,7 @@
                 <w:lang w:val="es-CO"/>
               </w:rPr>
             </w:pPr>
+            <w:proofErr w:type="gramStart"/>
             <w:r>
               <w:rPr>
                 <w:lang w:val="es-CO"/>
@@ -1321,14 +1421,35 @@
               <w:rPr>
                 <w:lang w:val="es-CO"/>
               </w:rPr>
-              <w:t>a.detalle</w:t>
+              <w:t>a</w:t>
+            </w:r>
+            <w:proofErr w:type="gramEnd"/>
+            <w:r>
+              <w:rPr>
+                <w:lang w:val="es-CO"/>
+              </w:rPr>
+              <w:t>.</w:t>
+            </w:r>
+            <w:proofErr w:type="gramStart"/>
+            <w:r>
+              <w:rPr>
+                <w:lang w:val="es-CO"/>
+              </w:rPr>
+              <w:t>detalle</w:t>
             </w:r>
             <w:proofErr w:type="spellEnd"/>
             <w:r>
               <w:rPr>
                 <w:lang w:val="es-CO"/>
               </w:rPr>
-              <w:t xml:space="preserve"> }}</w:t>
+              <w:t xml:space="preserve"> }</w:t>
+            </w:r>
+            <w:proofErr w:type="gramEnd"/>
+            <w:r>
+              <w:rPr>
+                <w:lang w:val="es-CO"/>
+              </w:rPr>
+              <w:t>}</w:t>
             </w:r>
           </w:p>
           <w:p/>
@@ -1365,6 +1486,47 @@
           </w:tcPr>
           <w:p>
             <w:pPr>
+              <w:rPr>
+                <w:lang w:val="es-CO"/>
+              </w:rPr>
+            </w:pPr>
+            <w:r>
+              <w:rPr>
+                <w:lang w:val="es-CO"/>
+              </w:rPr>
+              <w:t>{%</w:t>
+            </w:r>
+            <w:proofErr w:type="spellStart"/>
+            <w:r>
+              <w:rPr>
+                <w:lang w:val="es-CO"/>
+              </w:rPr>
+              <w:t>tr</w:t>
+            </w:r>
+            <w:proofErr w:type="spellEnd"/>
+            <w:r>
+              <w:rPr>
+                <w:lang w:val="es-CO"/>
+              </w:rPr>
+              <w:t xml:space="preserve"> </w:t>
+            </w:r>
+            <w:proofErr w:type="spellStart"/>
+            <w:r>
+              <w:rPr>
+                <w:lang w:val="es-CO"/>
+              </w:rPr>
+              <w:t>endfor</w:t>
+            </w:r>
+            <w:proofErr w:type="spellEnd"/>
+            <w:r>
+              <w:rPr>
+                <w:lang w:val="es-CO"/>
+              </w:rPr>
+              <w:t xml:space="preserve"> %}</w:t>
+            </w:r>
+          </w:p>
+          <w:p>
+            <w:pPr>
               <w:jc w:val="center"/>
               <w:rPr>
                 <w:kern w:val="2"/>
@@ -1607,11 +1769,19 @@
                 <w:lang w:val="es-CO"/>
               </w:rPr>
             </w:pPr>
-            <w:r>
-              <w:rPr>
-                <w:lang w:val="es-CO"/>
-              </w:rPr>
-              <w:t>{{ causa }}</w:t>
+            <w:proofErr w:type="gramStart"/>
+            <w:r>
+              <w:rPr>
+                <w:lang w:val="es-CO"/>
+              </w:rPr>
+              <w:t>{{ causa</w:t>
+            </w:r>
+            <w:proofErr w:type="gramEnd"/>
+            <w:r>
+              <w:rPr>
+                <w:lang w:val="es-CO"/>
+              </w:rPr>
+              <w:t xml:space="preserve"> }}</w:t>
             </w:r>
           </w:p>
           <w:p>
@@ -2165,48 +2335,6 @@
                 <w:lang w:val="es-CO"/>
               </w:rPr>
             </w:pPr>
-            <w:r>
-              <w:rPr>
-                <w:lang w:val="es-CO"/>
-              </w:rPr>
-              <w:t>{%</w:t>
-            </w:r>
-            <w:proofErr w:type="spellStart"/>
-            <w:r>
-              <w:rPr>
-                <w:lang w:val="es-CO"/>
-              </w:rPr>
-              <w:t>tr</w:t>
-            </w:r>
-            <w:proofErr w:type="spellEnd"/>
-            <w:r>
-              <w:rPr>
-                <w:lang w:val="es-CO"/>
-              </w:rPr>
-              <w:t xml:space="preserve"> </w:t>
-            </w:r>
-            <w:proofErr w:type="spellStart"/>
-            <w:r>
-              <w:rPr>
-                <w:lang w:val="es-CO"/>
-              </w:rPr>
-              <w:t>endfor</w:t>
-            </w:r>
-            <w:proofErr w:type="spellEnd"/>
-            <w:r>
-              <w:rPr>
-                <w:lang w:val="es-CO"/>
-              </w:rPr>
-              <w:t xml:space="preserve"> %}</w:t>
-            </w:r>
-          </w:p>
-          <w:p>
-            <w:pPr>
-              <w:jc w:val="center"/>
-              <w:rPr>
-                <w:lang w:val="es-CO"/>
-              </w:rPr>
-            </w:pPr>
           </w:p>
           <w:p>
             <w:pPr>
@@ -2253,6 +2381,7 @@
                 <w14:ligatures w14:val="standardContextual"/>
               </w:rPr>
             </w:pPr>
+            <w:proofErr w:type="gramStart"/>
             <w:r>
               <w:rPr>
                 <w:kern w:val="2"/>
@@ -2260,7 +2389,34 @@
                 <w14:ligatures w14:val="standardContextual"/>
               </w:rPr>
               <w:lastRenderedPageBreak/>
-              <w:t>{{ p.numero }}</w:t>
+              <w:t>{{ p</w:t>
+            </w:r>
+            <w:proofErr w:type="gramEnd"/>
+            <w:r>
+              <w:rPr>
+                <w:kern w:val="2"/>
+                <w:lang w:val="es-CO" w:eastAsia="es-CO"/>
+                <w14:ligatures w14:val="standardContextual"/>
+              </w:rPr>
+              <w:t>.</w:t>
+            </w:r>
+            <w:proofErr w:type="gramStart"/>
+            <w:r>
+              <w:rPr>
+                <w:kern w:val="2"/>
+                <w:lang w:val="es-CO" w:eastAsia="es-CO"/>
+                <w14:ligatures w14:val="standardContextual"/>
+              </w:rPr>
+              <w:t>numero }</w:t>
+            </w:r>
+            <w:proofErr w:type="gramEnd"/>
+            <w:r>
+              <w:rPr>
+                <w:kern w:val="2"/>
+                <w:lang w:val="es-CO" w:eastAsia="es-CO"/>
+                <w14:ligatures w14:val="standardContextual"/>
+              </w:rPr>
+              <w:t>}</w:t>
             </w:r>
           </w:p>
           <w:p>
@@ -2291,11 +2447,33 @@
                 <w:lang w:val="es-CO"/>
               </w:rPr>
             </w:pPr>
-            <w:r>
-              <w:rPr>
-                <w:lang w:val="es-CO"/>
-              </w:rPr>
-              <w:t>{{ p.actividad }}</w:t>
+            <w:proofErr w:type="gramStart"/>
+            <w:r>
+              <w:rPr>
+                <w:lang w:val="es-CO"/>
+              </w:rPr>
+              <w:t>{{ p</w:t>
+            </w:r>
+            <w:proofErr w:type="gramEnd"/>
+            <w:r>
+              <w:rPr>
+                <w:lang w:val="es-CO"/>
+              </w:rPr>
+              <w:t>.</w:t>
+            </w:r>
+            <w:proofErr w:type="gramStart"/>
+            <w:r>
+              <w:rPr>
+                <w:lang w:val="es-CO"/>
+              </w:rPr>
+              <w:t>actividad }</w:t>
+            </w:r>
+            <w:proofErr w:type="gramEnd"/>
+            <w:r>
+              <w:rPr>
+                <w:lang w:val="es-CO"/>
+              </w:rPr>
+              <w:t>}</w:t>
             </w:r>
           </w:p>
           <w:p>
@@ -2321,11 +2499,33 @@
                 <w:lang w:val="es-CO"/>
               </w:rPr>
             </w:pPr>
-            <w:r>
-              <w:rPr>
-                <w:lang w:val="es-CO"/>
-              </w:rPr>
-              <w:t>{{ p.responsable }}</w:t>
+            <w:proofErr w:type="gramStart"/>
+            <w:r>
+              <w:rPr>
+                <w:lang w:val="es-CO"/>
+              </w:rPr>
+              <w:t>{{ p</w:t>
+            </w:r>
+            <w:proofErr w:type="gramEnd"/>
+            <w:r>
+              <w:rPr>
+                <w:lang w:val="es-CO"/>
+              </w:rPr>
+              <w:t>.</w:t>
+            </w:r>
+            <w:proofErr w:type="gramStart"/>
+            <w:r>
+              <w:rPr>
+                <w:lang w:val="es-CO"/>
+              </w:rPr>
+              <w:t>responsable }</w:t>
+            </w:r>
+            <w:proofErr w:type="gramEnd"/>
+            <w:r>
+              <w:rPr>
+                <w:lang w:val="es-CO"/>
+              </w:rPr>
+              <w:t>}</w:t>
             </w:r>
           </w:p>
           <w:p>
@@ -2351,6 +2551,7 @@
                 <w:lang w:val="es-CO"/>
               </w:rPr>
             </w:pPr>
+            <w:proofErr w:type="gramStart"/>
             <w:r>
               <w:rPr>
                 <w:lang w:val="es-CO"/>
@@ -2362,14 +2563,35 @@
               <w:rPr>
                 <w:lang w:val="es-CO"/>
               </w:rPr>
-              <w:t>p.fecha_inicio</w:t>
+              <w:t>p</w:t>
+            </w:r>
+            <w:proofErr w:type="gramEnd"/>
+            <w:r>
+              <w:rPr>
+                <w:lang w:val="es-CO"/>
+              </w:rPr>
+              <w:t>.fecha_</w:t>
+            </w:r>
+            <w:proofErr w:type="gramStart"/>
+            <w:r>
+              <w:rPr>
+                <w:lang w:val="es-CO"/>
+              </w:rPr>
+              <w:t>inicio</w:t>
             </w:r>
             <w:proofErr w:type="spellEnd"/>
             <w:r>
               <w:rPr>
                 <w:lang w:val="es-CO"/>
               </w:rPr>
-              <w:t xml:space="preserve"> }}</w:t>
+              <w:t xml:space="preserve"> }</w:t>
+            </w:r>
+            <w:proofErr w:type="gramEnd"/>
+            <w:r>
+              <w:rPr>
+                <w:lang w:val="es-CO"/>
+              </w:rPr>
+              <w:t>}</w:t>
             </w:r>
           </w:p>
           <w:p>
@@ -2395,6 +2617,7 @@
                 <w:lang w:val="es-CO"/>
               </w:rPr>
             </w:pPr>
+            <w:proofErr w:type="gramStart"/>
             <w:r>
               <w:rPr>
                 <w:lang w:val="es-CO"/>
@@ -2406,14 +2629,35 @@
               <w:rPr>
                 <w:lang w:val="es-CO"/>
               </w:rPr>
-              <w:t>p.fecha_fin</w:t>
+              <w:t>p</w:t>
+            </w:r>
+            <w:proofErr w:type="gramEnd"/>
+            <w:r>
+              <w:rPr>
+                <w:lang w:val="es-CO"/>
+              </w:rPr>
+              <w:t>.fecha_</w:t>
+            </w:r>
+            <w:proofErr w:type="gramStart"/>
+            <w:r>
+              <w:rPr>
+                <w:lang w:val="es-CO"/>
+              </w:rPr>
+              <w:t>fin</w:t>
             </w:r>
             <w:proofErr w:type="spellEnd"/>
             <w:r>
               <w:rPr>
                 <w:lang w:val="es-CO"/>
               </w:rPr>
-              <w:t xml:space="preserve"> }}</w:t>
+              <w:t xml:space="preserve"> }</w:t>
+            </w:r>
+            <w:proofErr w:type="gramEnd"/>
+            <w:r>
+              <w:rPr>
+                <w:lang w:val="es-CO"/>
+              </w:rPr>
+              <w:t>}</w:t>
             </w:r>
           </w:p>
           <w:p>
@@ -2453,11 +2697,33 @@
                 <w:lang w:val="es-CO"/>
               </w:rPr>
             </w:pPr>
-            <w:r>
-              <w:rPr>
-                <w:lang w:val="es-CO"/>
-              </w:rPr>
-              <w:t>{{ p.estado }}</w:t>
+            <w:proofErr w:type="gramStart"/>
+            <w:r>
+              <w:rPr>
+                <w:lang w:val="es-CO"/>
+              </w:rPr>
+              <w:t>{{ p</w:t>
+            </w:r>
+            <w:proofErr w:type="gramEnd"/>
+            <w:r>
+              <w:rPr>
+                <w:lang w:val="es-CO"/>
+              </w:rPr>
+              <w:t>.</w:t>
+            </w:r>
+            <w:proofErr w:type="gramStart"/>
+            <w:r>
+              <w:rPr>
+                <w:lang w:val="es-CO"/>
+              </w:rPr>
+              <w:t>estado }</w:t>
+            </w:r>
+            <w:proofErr w:type="gramEnd"/>
+            <w:r>
+              <w:rPr>
+                <w:lang w:val="es-CO"/>
+              </w:rPr>
+              <w:t>}</w:t>
             </w:r>
           </w:p>
           <w:p>
@@ -2496,6 +2762,34 @@
               <w:right w:val="single" w:sz="4" w:space="0" w:color="auto"/>
             </w:tcBorders>
           </w:tcPr>
+          <w:p>
+            <w:pPr>
+              <w:jc w:val="center"/>
+              <w:rPr>
+                <w:lang w:val="es-CO"/>
+              </w:rPr>
+            </w:pPr>
+            <w:r>
+              <w:rPr>
+                <w:lang w:val="es-CO"/>
+              </w:rPr>
+              <w:t>{%</w:t>
+            </w:r>
+            <w:proofErr w:type="spellStart"/>
+            <w:r>
+              <w:rPr>
+                <w:lang w:val="es-CO"/>
+              </w:rPr>
+              <w:t>tr</w:t>
+            </w:r>
+            <w:proofErr w:type="spellEnd"/>
+            <w:r>
+              <w:rPr>
+                <w:lang w:val="es-CO"/>
+              </w:rPr>
+              <w:t xml:space="preserve"> endfor %}</w:t>
+            </w:r>
+          </w:p>
           <w:p>
             <w:pPr>
               <w:jc w:val="center"/>
@@ -2864,6 +3158,7 @@
               </w:rPr>
               <w:t> </w:t>
             </w:r>
+            <w:proofErr w:type="gramStart"/>
             <w:r>
               <w:rPr>
                 <w:rFonts w:asciiTheme="minorHAnsi" w:hAnsiTheme="minorHAnsi" w:cstheme="minorBidi"/>
@@ -2885,7 +3180,31 @@
                 <w:szCs w:val="24"/>
                 <w:lang w:val="es-CO"/>
               </w:rPr>
-              <w:t>rca_definitiva</w:t>
+              <w:t>rca</w:t>
+            </w:r>
+            <w:proofErr w:type="gramEnd"/>
+            <w:r>
+              <w:rPr>
+                <w:rFonts w:asciiTheme="minorHAnsi" w:hAnsiTheme="minorHAnsi" w:cstheme="minorBidi"/>
+                <w:b/>
+                <w:bCs/>
+                <w:sz w:val="24"/>
+                <w:szCs w:val="24"/>
+                <w:lang w:val="es-CO"/>
+              </w:rPr>
+              <w:t>_</w:t>
+            </w:r>
+            <w:proofErr w:type="gramStart"/>
+            <w:r>
+              <w:rPr>
+                <w:rFonts w:asciiTheme="minorHAnsi" w:hAnsiTheme="minorHAnsi" w:cstheme="minorBidi"/>
+                <w:b/>
+                <w:bCs/>
+                <w:sz w:val="24"/>
+                <w:szCs w:val="24"/>
+                <w:lang w:val="es-CO"/>
+              </w:rPr>
+              <w:t>definitiva</w:t>
             </w:r>
             <w:proofErr w:type="spellEnd"/>
             <w:r>
@@ -2897,7 +3216,19 @@
                 <w:szCs w:val="24"/>
                 <w:lang w:val="es-CO"/>
               </w:rPr>
-              <w:t xml:space="preserve"> }}</w:t>
+              <w:t xml:space="preserve"> }</w:t>
+            </w:r>
+            <w:proofErr w:type="gramEnd"/>
+            <w:r>
+              <w:rPr>
+                <w:rFonts w:asciiTheme="minorHAnsi" w:hAnsiTheme="minorHAnsi" w:cstheme="minorBidi"/>
+                <w:b/>
+                <w:bCs/>
+                <w:sz w:val="24"/>
+                <w:szCs w:val="24"/>
+                <w:lang w:val="es-CO"/>
+              </w:rPr>
+              <w:t>}</w:t>
             </w:r>
           </w:p>
           <w:p>
@@ -2996,6 +3327,7 @@
               </w:rPr>
               <w:t> </w:t>
             </w:r>
+            <w:proofErr w:type="gramStart"/>
             <w:r>
               <w:rPr>
                 <w:rFonts w:asciiTheme="minorHAnsi" w:hAnsiTheme="minorHAnsi" w:cstheme="minorHAnsi"/>
@@ -3015,7 +3347,18 @@
                 <w:szCs w:val="24"/>
                 <w:lang w:val="en-US"/>
               </w:rPr>
-              <w:t>rca_temporal</w:t>
+              <w:t>rca</w:t>
+            </w:r>
+            <w:proofErr w:type="gramEnd"/>
+            <w:r>
+              <w:rPr>
+                <w:rFonts w:asciiTheme="minorHAnsi" w:hAnsiTheme="minorHAnsi" w:cstheme="minorHAnsi"/>
+                <w:b/>
+                <w:sz w:val="24"/>
+                <w:szCs w:val="24"/>
+                <w:lang w:val="en-US"/>
+              </w:rPr>
+              <w:t>_temporal</w:t>
             </w:r>
             <w:proofErr w:type="spellEnd"/>
             <w:r>
@@ -3074,7 +3417,7 @@
     <w:tbl>
       <w:tblPr>
         <w:tblStyle w:val="Tablaconcuadrcula"/>
-        <w:tblpPr w:leftFromText="141" w:rightFromText="141" w:vertAnchor="page" w:horzAnchor="margin" w:tblpY="5881"/>
+        <w:tblpPr w:leftFromText="141" w:rightFromText="141" w:vertAnchor="page" w:horzAnchor="margin" w:tblpY="7036"/>
         <w:tblW w:w="9618" w:type="dxa"/>
         <w:tblCellMar>
           <w:left w:w="70" w:type="dxa"/>
@@ -3244,6 +3587,7 @@
                 <w:lang w:val="es-CO"/>
               </w:rPr>
             </w:pPr>
+            <w:proofErr w:type="gramStart"/>
             <w:r>
               <w:rPr>
                 <w:rFonts w:asciiTheme="minorHAnsi" w:hAnsiTheme="minorHAnsi" w:cstheme="minorHAnsi"/>
@@ -3253,17 +3597,29 @@
                 <w:szCs w:val="24"/>
                 <w:lang w:val="es-CO"/>
               </w:rPr>
-              <w:t>{{ departamento }}</w:t>
-            </w:r>
-          </w:p>
-          <w:p>
-            <w:pPr>
+              <w:t>{{ departamento</w:t>
+            </w:r>
+            <w:proofErr w:type="gramEnd"/>
+            <w:r>
               <w:rPr>
                 <w:rFonts w:asciiTheme="minorHAnsi" w:hAnsiTheme="minorHAnsi" w:cstheme="minorHAnsi"/>
                 <w:b/>
                 <w:bCs/>
                 <w:sz w:val="24"/>
                 <w:szCs w:val="24"/>
+                <w:lang w:val="es-CO"/>
+              </w:rPr>
+              <w:t xml:space="preserve"> }}</w:t>
+            </w:r>
+          </w:p>
+          <w:p>
+            <w:pPr>
+              <w:rPr>
+                <w:rFonts w:asciiTheme="minorHAnsi" w:hAnsiTheme="minorHAnsi" w:cstheme="minorHAnsi"/>
+                <w:b/>
+                <w:bCs/>
+                <w:sz w:val="24"/>
+                <w:szCs w:val="24"/>
                 <w:lang w:val="es-ES"/>
               </w:rPr>
             </w:pPr>
@@ -3285,6 +3641,7 @@
                 <w:lang w:val="es-CO"/>
               </w:rPr>
             </w:pPr>
+            <w:proofErr w:type="gramStart"/>
             <w:r>
               <w:rPr>
                 <w:rFonts w:asciiTheme="minorHAnsi" w:hAnsiTheme="minorHAnsi" w:cstheme="minorHAnsi"/>
@@ -3306,7 +3663,31 @@
                 <w:szCs w:val="24"/>
                 <w:lang w:val="es-CO"/>
               </w:rPr>
-              <w:t>nombre_investigador</w:t>
+              <w:t>nombre</w:t>
+            </w:r>
+            <w:proofErr w:type="gramEnd"/>
+            <w:r>
+              <w:rPr>
+                <w:rFonts w:asciiTheme="minorHAnsi" w:hAnsiTheme="minorHAnsi" w:cstheme="minorHAnsi"/>
+                <w:b/>
+                <w:bCs/>
+                <w:sz w:val="24"/>
+                <w:szCs w:val="24"/>
+                <w:lang w:val="es-CO"/>
+              </w:rPr>
+              <w:t>_</w:t>
+            </w:r>
+            <w:proofErr w:type="gramStart"/>
+            <w:r>
+              <w:rPr>
+                <w:rFonts w:asciiTheme="minorHAnsi" w:hAnsiTheme="minorHAnsi" w:cstheme="minorHAnsi"/>
+                <w:b/>
+                <w:bCs/>
+                <w:sz w:val="24"/>
+                <w:szCs w:val="24"/>
+                <w:lang w:val="es-CO"/>
+              </w:rPr>
+              <w:t>investigador</w:t>
             </w:r>
             <w:proofErr w:type="spellEnd"/>
             <w:r>
@@ -3318,7 +3699,19 @@
                 <w:szCs w:val="24"/>
                 <w:lang w:val="es-CO"/>
               </w:rPr>
-              <w:t xml:space="preserve"> }}</w:t>
+              <w:t xml:space="preserve"> }</w:t>
+            </w:r>
+            <w:proofErr w:type="gramEnd"/>
+            <w:r>
+              <w:rPr>
+                <w:rFonts w:asciiTheme="minorHAnsi" w:hAnsiTheme="minorHAnsi" w:cstheme="minorHAnsi"/>
+                <w:b/>
+                <w:bCs/>
+                <w:sz w:val="24"/>
+                <w:szCs w:val="24"/>
+                <w:lang w:val="es-CO"/>
+              </w:rPr>
+              <w:t>}</w:t>
             </w:r>
           </w:p>
           <w:p>

--- a/template_incidente.docx
+++ b/template_incidente.docx
@@ -2658,20 +2658,6 @@
                 <w:lang w:val="es-CO"/>
               </w:rPr>
               <w:t>}</w:t>
-            </w:r>
-          </w:p>
-          <w:p>
-            <w:pPr>
-              <w:jc w:val="center"/>
-              <w:rPr>
-                <w:lang w:val="es-CO"/>
-              </w:rPr>
-            </w:pPr>
-            <w:r>
-              <w:rPr>
-                <w:lang w:val="es-CO"/>
-              </w:rPr>
-              <w:t>Mostrar más líneas</w:t>
             </w:r>
           </w:p>
           <w:p>
@@ -7489,6 +7475,7 @@
   <w:style w:type="character" w:default="1" w:styleId="Fuentedeprrafopredeter">
     <w:name w:val="Default Paragraph Font"/>
     <w:uiPriority w:val="1"/>
+    <w:semiHidden/>
     <w:unhideWhenUsed/>
   </w:style>
   <w:style w:type="table" w:default="1" w:styleId="Tablanormal">
@@ -8028,12 +8015,7 @@
 </file>
 
 <file path=customXml/item1.xml><?xml version="1.0" encoding="utf-8"?>
-<?mso-contentType ?>
-<FormTemplates xmlns="http://schemas.microsoft.com/sharepoint/v3/contenttype/forms">
-  <Display>DocumentLibraryForm</Display>
-  <Edit>DocumentLibraryForm</Edit>
-  <New>DocumentLibraryForm</New>
-</FormTemplates>
+<b:Sources xmlns:b="http://schemas.openxmlformats.org/officeDocument/2006/bibliography" xmlns="http://schemas.openxmlformats.org/officeDocument/2006/bibliography" SelectedStyle="\APA.XSL" StyleName="APA"/>
 </file>
 
 <file path=customXml/item2.xml><?xml version="1.0" encoding="utf-8"?>
@@ -8049,7 +8031,12 @@
 </file>
 
 <file path=customXml/item3.xml><?xml version="1.0" encoding="utf-8"?>
-<b:Sources xmlns:b="http://schemas.openxmlformats.org/officeDocument/2006/bibliography" xmlns="http://schemas.openxmlformats.org/officeDocument/2006/bibliography" SelectedStyle="\APA.XSL" StyleName="APA"/>
+<?mso-contentType ?>
+<FormTemplates xmlns="http://schemas.microsoft.com/sharepoint/v3/contenttype/forms">
+  <Display>DocumentLibraryForm</Display>
+  <Edit>DocumentLibraryForm</Edit>
+  <New>DocumentLibraryForm</New>
+</FormTemplates>
 </file>
 
 <file path=customXml/item4.xml><?xml version="1.0" encoding="utf-8"?>
@@ -8314,9 +8301,9 @@
 </file>
 
 <file path=customXml/itemProps1.xml><?xml version="1.0" encoding="utf-8"?>
-<ds:datastoreItem xmlns:ds="http://schemas.openxmlformats.org/officeDocument/2006/customXml" ds:itemID="{0EAFAF4F-473C-4864-8BE8-582BC433A3D1}">
+<ds:datastoreItem xmlns:ds="http://schemas.openxmlformats.org/officeDocument/2006/customXml" ds:itemID="{16148874-DEA8-447E-962A-B9114F69D1AC}">
   <ds:schemaRefs>
-    <ds:schemaRef ds:uri="http://schemas.microsoft.com/sharepoint/v3/contenttype/forms"/>
+    <ds:schemaRef ds:uri="http://schemas.openxmlformats.org/officeDocument/2006/bibliography"/>
   </ds:schemaRefs>
 </ds:datastoreItem>
 </file>
@@ -8333,9 +8320,9 @@
 </file>
 
 <file path=customXml/itemProps3.xml><?xml version="1.0" encoding="utf-8"?>
-<ds:datastoreItem xmlns:ds="http://schemas.openxmlformats.org/officeDocument/2006/customXml" ds:itemID="{16148874-DEA8-447E-962A-B9114F69D1AC}">
+<ds:datastoreItem xmlns:ds="http://schemas.openxmlformats.org/officeDocument/2006/customXml" ds:itemID="{0EAFAF4F-473C-4864-8BE8-582BC433A3D1}">
   <ds:schemaRefs>
-    <ds:schemaRef ds:uri="http://schemas.openxmlformats.org/officeDocument/2006/bibliography"/>
+    <ds:schemaRef ds:uri="http://schemas.microsoft.com/sharepoint/v3/contenttype/forms"/>
   </ds:schemaRefs>
 </ds:datastoreItem>
 </file>
